--- a/docs/K-Nearest Neighbours ED408.docx
+++ b/docs/K-Nearest Neighbours ED408.docx
@@ -4,1652 +4,888 @@
   <w:body>
     <w:p>
       <w:pPr>
-        <w:spacing w:after="40"/>
+        <w:spacing w:before="0" w:after="40" w:line="240" w:lineRule="auto"/>
         <w:jc w:val="center"/>
       </w:pPr>
       <w:r>
         <w:rPr>
+          <w:rFonts w:ascii="Times New Roman" w:hAnsi="Times New Roman"/>
           <w:b/>
-          <w:color w:val="1F4E79"/>
           <w:sz w:val="30"/>
         </w:rPr>
-        <w:t>Experiment 1: k-Nearest Neighbours Classifier (From Scratch)</w:t>
+        <w:t>k-Nearest Neighbours Classifier (From Scratch)</w:t>
       </w:r>
     </w:p>
     <w:p>
       <w:pPr>
-        <w:spacing w:after="160"/>
+        <w:spacing w:before="0" w:after="200" w:line="240" w:lineRule="auto"/>
         <w:jc w:val="center"/>
       </w:pPr>
       <w:r>
         <w:rPr>
+          <w:rFonts w:ascii="Times New Roman" w:hAnsi="Times New Roman"/>
           <w:i/>
-          <w:sz w:val="18"/>
+          <w:sz w:val="20"/>
         </w:rPr>
         <w:t>ED408 — Statistical / Supervised Machine Learning Lab</w:t>
       </w:r>
     </w:p>
     <w:p>
       <w:pPr>
-        <w:spacing w:after="80"/>
+        <w:spacing w:before="200" w:after="80" w:line="240" w:lineRule="auto"/>
       </w:pPr>
       <w:r>
         <w:rPr>
+          <w:rFonts w:ascii="Times New Roman" w:hAnsi="Times New Roman"/>
           <w:b/>
-          <w:sz w:val="20"/>
+          <w:color w:val="1F3B5C"/>
+          <w:sz w:val="26"/>
+        </w:rPr>
+        <w:t>1. Problem + Algorithm</w:t>
+      </w:r>
+    </w:p>
+    <w:p>
+      <w:pPr>
+        <w:spacing w:before="0" w:after="80" w:line="240" w:lineRule="auto"/>
+      </w:pPr>
+      <w:r>
+        <w:rPr>
+          <w:rFonts w:ascii="Times New Roman" w:hAnsi="Times New Roman"/>
+          <w:b/>
+          <w:sz w:val="24"/>
+        </w:rPr>
+        <w:t xml:space="preserve">Experiment No.: </w:t>
+      </w:r>
+      <w:r>
+        <w:rPr>
+          <w:rFonts w:ascii="Times New Roman" w:hAnsi="Times New Roman"/>
+          <w:sz w:val="24"/>
+        </w:rPr>
+        <w:t>01</w:t>
+      </w:r>
+    </w:p>
+    <w:p>
+      <w:pPr>
+        <w:spacing w:before="0" w:after="80" w:line="240" w:lineRule="auto"/>
+      </w:pPr>
+      <w:r>
+        <w:rPr>
+          <w:rFonts w:ascii="Times New Roman" w:hAnsi="Times New Roman"/>
+          <w:b/>
+          <w:sz w:val="24"/>
+        </w:rPr>
+        <w:t xml:space="preserve">Title: </w:t>
+      </w:r>
+      <w:r>
+        <w:rPr>
+          <w:rFonts w:ascii="Times New Roman" w:hAnsi="Times New Roman"/>
+          <w:sz w:val="24"/>
+        </w:rPr>
+        <w:t>k-Nearest Neighbours Classifier (From Scratch)</w:t>
+      </w:r>
+    </w:p>
+    <w:p>
+      <w:pPr>
+        <w:spacing w:before="0" w:after="80" w:line="240" w:lineRule="auto"/>
+      </w:pPr>
+      <w:r>
+        <w:rPr>
+          <w:rFonts w:ascii="Times New Roman" w:hAnsi="Times New Roman"/>
+          <w:b/>
+          <w:sz w:val="24"/>
         </w:rPr>
         <w:t xml:space="preserve">Aim: </w:t>
       </w:r>
       <w:r>
         <w:rPr>
-          <w:sz w:val="20"/>
+          <w:rFonts w:ascii="Times New Roman" w:hAnsi="Times New Roman"/>
+          <w:sz w:val="24"/>
         </w:rPr>
         <w:t>Implement the k-NN classification algorithm from scratch using only NumPy, and evaluate it on a real dataset.</w:t>
       </w:r>
     </w:p>
     <w:p>
       <w:pPr>
-        <w:spacing w:after="80"/>
+        <w:spacing w:before="120" w:after="60" w:line="240" w:lineRule="auto"/>
       </w:pPr>
       <w:r>
         <w:rPr>
+          <w:rFonts w:ascii="Times New Roman" w:hAnsi="Times New Roman"/>
           <w:b/>
-          <w:sz w:val="20"/>
+          <w:sz w:val="24"/>
         </w:rPr>
-        <w:t xml:space="preserve">Dataset Used: </w:t>
-      </w:r>
-      <w:r>
-        <w:rPr>
-          <w:sz w:val="20"/>
-        </w:rPr>
-        <w:t>BSDS500 (Berkeley Segmentation Data Set) ships as natural images with hand-annotated object-boundary ground truth, not a tabular dataset. It was converted into a tabular binary-classification dataset (data/bsds_features.csv, built by scripts/build_dataset.py): one row per sampled pixel from all 200 BSDS500 training images, 10 features (R, G, B, gray, grad_mag, grad_dir, laplacian, local_std, x_norm, y_norm) capturing colour, gradient, texture and position, and label is_edge (1 if a majority of 6 human annotators marked the pixel as a segment boundary, else 0). 24,000 rows total, perfectly balanced (12,000 / 12,000). This same dataset is reused, unchanged, for every question in this lab.</w:t>
+        <w:t>Problem Statement:</w:t>
       </w:r>
     </w:p>
     <w:p>
       <w:pPr>
-        <w:spacing w:before="120" w:after="60"/>
+        <w:spacing w:before="0" w:after="120" w:line="240" w:lineRule="auto"/>
       </w:pPr>
       <w:r>
         <w:rPr>
-          <w:b/>
-          <w:color w:val="1F4E79"/>
-          <w:sz w:val="26"/>
+          <w:rFonts w:ascii="Times New Roman" w:hAnsi="Times New Roman"/>
+          <w:b w:val="0"/>
+          <w:i w:val="0"/>
+          <w:sz w:val="24"/>
         </w:rPr>
-        <w:t>Theory</w:t>
-      </w:r>
-    </w:p>
-    <w:p>
-      <w:r>
-        <w:rPr>
-          <w:sz w:val="20"/>
-        </w:rPr>
-        <w:t>k-NN is a non-parametric, instance-based classifier. For a query point it computes the distance (here, Euclidean) to every training point, picks the k closest neighbours, and predicts the majority class among them. No explicit training phase is needed beyond storing the data; the choice of k controls the bias-variance trade-off — small k overfits to noise, large k over-smooths the decision boundary.</w:t>
+        <w:t>Given a pixel's feature vector (colour, gradient, texture, position), classify it as an edge pixel or a non-edge pixel by finding its k nearest neighbours (Euclidean distance) in the standardized training feature space and taking a majority vote of their labels. BSDS500 (Berkeley Segmentation Data Set) is an image-segmentation dataset, not tabular data, so a tabular dataset was derived from it (data/bsds_features.csv, built by scripts/build_dataset.py): 24,000 pixels sampled from the 200 BSDS500 training images, 10 features (R, G, B, gray, grad_mag, grad_dir, laplacian, local_std, x_norm, y_norm) capturing colour, gradient, texture and position, and label is_edge (1 if a majority of 6 human annotators marked the pixel as a segment boundary, else 0). This same dataset is used, unchanged, for every question in this lab.</w:t>
       </w:r>
     </w:p>
     <w:p>
       <w:pPr>
-        <w:spacing w:before="120" w:after="60"/>
+        <w:spacing w:before="120" w:after="60" w:line="240" w:lineRule="auto"/>
       </w:pPr>
       <w:r>
         <w:rPr>
+          <w:rFonts w:ascii="Times New Roman" w:hAnsi="Times New Roman"/>
           <w:b/>
-          <w:color w:val="1F4E79"/>
-          <w:sz w:val="26"/>
+          <w:sz w:val="24"/>
         </w:rPr>
-        <w:t>Code</w:t>
+        <w:t>Algorithm:</w:t>
       </w:r>
     </w:p>
     <w:p>
       <w:pPr>
-        <w:spacing w:before="0" w:after="0" w:line="240" w:lineRule="auto"/>
+        <w:spacing w:before="0" w:after="40" w:line="240" w:lineRule="auto"/>
       </w:pPr>
       <w:r>
         <w:rPr>
-          <w:rFonts w:ascii="Courier New" w:hAnsi="Courier New"/>
-          <w:sz w:val="15"/>
+          <w:rFonts w:ascii="Times New Roman" w:hAnsi="Times New Roman"/>
+          <w:sz w:val="24"/>
         </w:rPr>
-        <w:t>"""</w:t>
+        <w:t>1. Load and standardize the feature dataset (zero mean, unit variance).</w:t>
       </w:r>
     </w:p>
     <w:p>
       <w:pPr>
-        <w:spacing w:before="0" w:after="0" w:line="240" w:lineRule="auto"/>
+        <w:spacing w:before="0" w:after="40" w:line="240" w:lineRule="auto"/>
       </w:pPr>
       <w:r>
         <w:rPr>
-          <w:rFonts w:ascii="Courier New" w:hAnsi="Courier New"/>
-          <w:sz w:val="15"/>
+          <w:rFonts w:ascii="Times New Roman" w:hAnsi="Times New Roman"/>
+          <w:sz w:val="24"/>
         </w:rPr>
-        <w:t>Q1 — k-Nearest Neighbours classifier implemented from scratch (numpy only),</w:t>
+        <w:t>2. Split data into train (80%) and test (20%) sets, stratified by class.</w:t>
       </w:r>
     </w:p>
     <w:p>
       <w:pPr>
-        <w:spacing w:before="0" w:after="0" w:line="240" w:lineRule="auto"/>
+        <w:spacing w:before="0" w:after="40" w:line="240" w:lineRule="auto"/>
       </w:pPr>
       <w:r>
         <w:rPr>
-          <w:rFonts w:ascii="Courier New" w:hAnsi="Courier New"/>
-          <w:sz w:val="15"/>
+          <w:rFonts w:ascii="Times New Roman" w:hAnsi="Times New Roman"/>
+          <w:sz w:val="24"/>
         </w:rPr>
-        <w:t>tested on the BSDS500-derived edge-pixel dataset.</w:t>
+        <w:t>3. Store all training feature vectors and their labels (no explicit training step).</w:t>
       </w:r>
     </w:p>
     <w:p>
       <w:pPr>
-        <w:spacing w:before="0" w:after="0" w:line="240" w:lineRule="auto"/>
+        <w:spacing w:before="0" w:after="40" w:line="240" w:lineRule="auto"/>
       </w:pPr>
       <w:r>
         <w:rPr>
-          <w:rFonts w:ascii="Courier New" w:hAnsi="Courier New"/>
-          <w:sz w:val="15"/>
+          <w:rFonts w:ascii="Times New Roman" w:hAnsi="Times New Roman"/>
+          <w:sz w:val="24"/>
         </w:rPr>
-        <w:t>"""</w:t>
+        <w:t>4. For each test point, compute the Euclidean distance to every training point.</w:t>
       </w:r>
     </w:p>
     <w:p>
       <w:pPr>
-        <w:spacing w:before="0" w:after="0" w:line="240" w:lineRule="auto"/>
+        <w:spacing w:before="0" w:after="40" w:line="240" w:lineRule="auto"/>
       </w:pPr>
       <w:r>
         <w:rPr>
-          <w:rFonts w:ascii="Courier New" w:hAnsi="Courier New"/>
-          <w:sz w:val="15"/>
+          <w:rFonts w:ascii="Times New Roman" w:hAnsi="Times New Roman"/>
+          <w:sz w:val="24"/>
         </w:rPr>
-        <w:t>import numpy as np</w:t>
+        <w:t>5. Select the k training points with the smallest distance.</w:t>
       </w:r>
     </w:p>
     <w:p>
       <w:pPr>
-        <w:spacing w:before="0" w:after="0" w:line="240" w:lineRule="auto"/>
+        <w:spacing w:before="0" w:after="40" w:line="240" w:lineRule="auto"/>
       </w:pPr>
       <w:r>
         <w:rPr>
-          <w:rFonts w:ascii="Courier New" w:hAnsi="Courier New"/>
-          <w:sz w:val="15"/>
+          <w:rFonts w:ascii="Times New Roman" w:hAnsi="Times New Roman"/>
+          <w:sz w:val="24"/>
         </w:rPr>
-        <w:t>import matplotlib.pyplot as plt</w:t>
+        <w:t>6. Predict the majority class label among those k neighbours.</w:t>
       </w:r>
     </w:p>
     <w:p>
       <w:pPr>
-        <w:spacing w:before="0" w:after="0" w:line="240" w:lineRule="auto"/>
+        <w:spacing w:before="0" w:after="40" w:line="240" w:lineRule="auto"/>
       </w:pPr>
       <w:r>
         <w:rPr>
-          <w:rFonts w:ascii="Courier New" w:hAnsi="Courier New"/>
-          <w:sz w:val="15"/>
+          <w:rFonts w:ascii="Times New Roman" w:hAnsi="Times New Roman"/>
+          <w:sz w:val="24"/>
         </w:rPr>
-        <w:t>from sklearn.metrics import accuracy_score, confusion_matrix, classification_report</w:t>
+        <w:t>7. Repeat for every test point and compute test accuracy.</w:t>
       </w:r>
     </w:p>
     <w:p>
       <w:pPr>
-        <w:spacing w:before="0" w:after="0" w:line="240" w:lineRule="auto"/>
+        <w:spacing w:before="0" w:after="40" w:line="240" w:lineRule="auto"/>
       </w:pPr>
       <w:r>
         <w:rPr>
-          <w:rFonts w:ascii="Courier New" w:hAnsi="Courier New"/>
-          <w:sz w:val="15"/>
+          <w:rFonts w:ascii="Times New Roman" w:hAnsi="Times New Roman"/>
+          <w:sz w:val="24"/>
         </w:rPr>
-        <w:t xml:space="preserve"> </w:t>
+        <w:t>8. Repeat the whole process for several values of k and pick the best k.</w:t>
       </w:r>
     </w:p>
     <w:p>
       <w:pPr>
-        <w:spacing w:before="0" w:after="0" w:line="240" w:lineRule="auto"/>
+        <w:spacing w:before="200" w:after="80" w:line="240" w:lineRule="auto"/>
       </w:pPr>
       <w:r>
         <w:rPr>
-          <w:rFonts w:ascii="Courier New" w:hAnsi="Courier New"/>
-          <w:sz w:val="15"/>
+          <w:rFonts w:ascii="Times New Roman" w:hAnsi="Times New Roman"/>
+          <w:b/>
+          <w:color w:val="1F3B5C"/>
+          <w:sz w:val="26"/>
         </w:rPr>
-        <w:t>from common import load_split, save_metrics, FIG_DIR</w:t>
+        <w:t>2. Program</w:t>
       </w:r>
     </w:p>
     <w:p>
       <w:pPr>
-        <w:spacing w:before="0" w:after="0" w:line="240" w:lineRule="auto"/>
+        <w:spacing w:before="0" w:after="60" w:line="240" w:lineRule="auto"/>
       </w:pPr>
       <w:r>
         <w:rPr>
-          <w:rFonts w:ascii="Courier New" w:hAnsi="Courier New"/>
-          <w:sz w:val="15"/>
+          <w:rFonts w:ascii="Times New Roman" w:hAnsi="Times New Roman"/>
+          <w:b w:val="0"/>
+          <w:i w:val="0"/>
+          <w:sz w:val="24"/>
         </w:rPr>
-        <w:t xml:space="preserve"> </w:t>
-      </w:r>
-    </w:p>
-    <w:p>
-      <w:pPr>
-        <w:spacing w:before="0" w:after="0" w:line="240" w:lineRule="auto"/>
-      </w:pPr>
-      <w:r>
-        <w:rPr>
-          <w:rFonts w:ascii="Courier New" w:hAnsi="Courier New"/>
-          <w:sz w:val="15"/>
-        </w:rPr>
-        <w:t xml:space="preserve"> </w:t>
-      </w:r>
-    </w:p>
-    <w:p>
-      <w:pPr>
-        <w:spacing w:before="0" w:after="0" w:line="240" w:lineRule="auto"/>
-      </w:pPr>
-      <w:r>
-        <w:rPr>
-          <w:rFonts w:ascii="Courier New" w:hAnsi="Courier New"/>
-          <w:sz w:val="15"/>
-        </w:rPr>
-        <w:t>class KNNFromScratch:</w:t>
-      </w:r>
-    </w:p>
-    <w:p>
-      <w:pPr>
-        <w:spacing w:before="0" w:after="0" w:line="240" w:lineRule="auto"/>
-      </w:pPr>
-      <w:r>
-        <w:rPr>
-          <w:rFonts w:ascii="Courier New" w:hAnsi="Courier New"/>
-          <w:sz w:val="15"/>
-        </w:rPr>
-        <w:t xml:space="preserve">    """Brute-force k-NN classifier, batched for memory efficiency."""</w:t>
-      </w:r>
-    </w:p>
-    <w:p>
-      <w:pPr>
-        <w:spacing w:before="0" w:after="0" w:line="240" w:lineRule="auto"/>
-      </w:pPr>
-      <w:r>
-        <w:rPr>
-          <w:rFonts w:ascii="Courier New" w:hAnsi="Courier New"/>
-          <w:sz w:val="15"/>
-        </w:rPr>
-        <w:t xml:space="preserve"> </w:t>
-      </w:r>
-    </w:p>
-    <w:p>
-      <w:pPr>
-        <w:spacing w:before="0" w:after="0" w:line="240" w:lineRule="auto"/>
-      </w:pPr>
-      <w:r>
-        <w:rPr>
-          <w:rFonts w:ascii="Courier New" w:hAnsi="Courier New"/>
-          <w:sz w:val="15"/>
-        </w:rPr>
-        <w:t xml:space="preserve">    def __init__(self, k=5):</w:t>
-      </w:r>
-    </w:p>
-    <w:p>
-      <w:pPr>
-        <w:spacing w:before="0" w:after="0" w:line="240" w:lineRule="auto"/>
-      </w:pPr>
-      <w:r>
-        <w:rPr>
-          <w:rFonts w:ascii="Courier New" w:hAnsi="Courier New"/>
-          <w:sz w:val="15"/>
-        </w:rPr>
-        <w:t xml:space="preserve">        self.k = k</w:t>
-      </w:r>
-    </w:p>
-    <w:p>
-      <w:pPr>
-        <w:spacing w:before="0" w:after="0" w:line="240" w:lineRule="auto"/>
-      </w:pPr>
-      <w:r>
-        <w:rPr>
-          <w:rFonts w:ascii="Courier New" w:hAnsi="Courier New"/>
-          <w:sz w:val="15"/>
-        </w:rPr>
-        <w:t xml:space="preserve"> </w:t>
-      </w:r>
-    </w:p>
-    <w:p>
-      <w:pPr>
-        <w:spacing w:before="0" w:after="0" w:line="240" w:lineRule="auto"/>
-      </w:pPr>
-      <w:r>
-        <w:rPr>
-          <w:rFonts w:ascii="Courier New" w:hAnsi="Courier New"/>
-          <w:sz w:val="15"/>
-        </w:rPr>
-        <w:t xml:space="preserve">    def fit(self, X, y):</w:t>
-      </w:r>
-    </w:p>
-    <w:p>
-      <w:pPr>
-        <w:spacing w:before="0" w:after="0" w:line="240" w:lineRule="auto"/>
-      </w:pPr>
-      <w:r>
-        <w:rPr>
-          <w:rFonts w:ascii="Courier New" w:hAnsi="Courier New"/>
-          <w:sz w:val="15"/>
-        </w:rPr>
-        <w:t xml:space="preserve">        self.X_train = X</w:t>
-      </w:r>
-    </w:p>
-    <w:p>
-      <w:pPr>
-        <w:spacing w:before="0" w:after="0" w:line="240" w:lineRule="auto"/>
-      </w:pPr>
-      <w:r>
-        <w:rPr>
-          <w:rFonts w:ascii="Courier New" w:hAnsi="Courier New"/>
-          <w:sz w:val="15"/>
-        </w:rPr>
-        <w:t xml:space="preserve">        self.y_train = y</w:t>
-      </w:r>
-    </w:p>
-    <w:p>
-      <w:pPr>
-        <w:spacing w:before="0" w:after="0" w:line="240" w:lineRule="auto"/>
-      </w:pPr>
-      <w:r>
-        <w:rPr>
-          <w:rFonts w:ascii="Courier New" w:hAnsi="Courier New"/>
-          <w:sz w:val="15"/>
-        </w:rPr>
-        <w:t xml:space="preserve">        return self</w:t>
-      </w:r>
-    </w:p>
-    <w:p>
-      <w:pPr>
-        <w:spacing w:before="0" w:after="0" w:line="240" w:lineRule="auto"/>
-      </w:pPr>
-      <w:r>
-        <w:rPr>
-          <w:rFonts w:ascii="Courier New" w:hAnsi="Courier New"/>
-          <w:sz w:val="15"/>
-        </w:rPr>
-        <w:t xml:space="preserve"> </w:t>
-      </w:r>
-    </w:p>
-    <w:p>
-      <w:pPr>
-        <w:spacing w:before="0" w:after="0" w:line="240" w:lineRule="auto"/>
-      </w:pPr>
-      <w:r>
-        <w:rPr>
-          <w:rFonts w:ascii="Courier New" w:hAnsi="Courier New"/>
-          <w:sz w:val="15"/>
-        </w:rPr>
-        <w:t xml:space="preserve">    def _batch_predict(self, X, k, batch_size=500):</w:t>
-      </w:r>
-    </w:p>
-    <w:p>
-      <w:pPr>
-        <w:spacing w:before="0" w:after="0" w:line="240" w:lineRule="auto"/>
-      </w:pPr>
-      <w:r>
-        <w:rPr>
-          <w:rFonts w:ascii="Courier New" w:hAnsi="Courier New"/>
-          <w:sz w:val="15"/>
-        </w:rPr>
-        <w:t xml:space="preserve">        preds = np.empty(len(X), dtype=int)</w:t>
-      </w:r>
-    </w:p>
-    <w:p>
-      <w:pPr>
-        <w:spacing w:before="0" w:after="0" w:line="240" w:lineRule="auto"/>
-      </w:pPr>
-      <w:r>
-        <w:rPr>
-          <w:rFonts w:ascii="Courier New" w:hAnsi="Courier New"/>
-          <w:sz w:val="15"/>
-        </w:rPr>
-        <w:t xml:space="preserve">        train_sq = (self.X_train ** 2).sum(axis=1)  # (n_train,)</w:t>
-      </w:r>
-    </w:p>
-    <w:p>
-      <w:pPr>
-        <w:spacing w:before="0" w:after="0" w:line="240" w:lineRule="auto"/>
-      </w:pPr>
-      <w:r>
-        <w:rPr>
-          <w:rFonts w:ascii="Courier New" w:hAnsi="Courier New"/>
-          <w:sz w:val="15"/>
-        </w:rPr>
-        <w:t xml:space="preserve">        for start in range(0, len(X), batch_size):</w:t>
-      </w:r>
-    </w:p>
-    <w:p>
-      <w:pPr>
-        <w:spacing w:before="0" w:after="0" w:line="240" w:lineRule="auto"/>
-      </w:pPr>
-      <w:r>
-        <w:rPr>
-          <w:rFonts w:ascii="Courier New" w:hAnsi="Courier New"/>
-          <w:sz w:val="15"/>
-        </w:rPr>
-        <w:t xml:space="preserve">            end = start + batch_size</w:t>
-      </w:r>
-    </w:p>
-    <w:p>
-      <w:pPr>
-        <w:spacing w:before="0" w:after="0" w:line="240" w:lineRule="auto"/>
-      </w:pPr>
-      <w:r>
-        <w:rPr>
-          <w:rFonts w:ascii="Courier New" w:hAnsi="Courier New"/>
-          <w:sz w:val="15"/>
-        </w:rPr>
-        <w:t xml:space="preserve">            batch = X[start:end]</w:t>
-      </w:r>
-    </w:p>
-    <w:p>
-      <w:pPr>
-        <w:spacing w:before="0" w:after="0" w:line="240" w:lineRule="auto"/>
-      </w:pPr>
-      <w:r>
-        <w:rPr>
-          <w:rFonts w:ascii="Courier New" w:hAnsi="Courier New"/>
-          <w:sz w:val="15"/>
-        </w:rPr>
-        <w:t xml:space="preserve">            # squared Euclidean distance via ||a-b||^2 = ||a||^2 + ||b||^2 - 2a.b</w:t>
-      </w:r>
-    </w:p>
-    <w:p>
-      <w:pPr>
-        <w:spacing w:before="0" w:after="0" w:line="240" w:lineRule="auto"/>
-      </w:pPr>
-      <w:r>
-        <w:rPr>
-          <w:rFonts w:ascii="Courier New" w:hAnsi="Courier New"/>
-          <w:sz w:val="15"/>
-        </w:rPr>
-        <w:t xml:space="preserve">            # (keeps memory at batch_size x n_train instead of batch_size x n_train x dim)</w:t>
-      </w:r>
-    </w:p>
-    <w:p>
-      <w:pPr>
-        <w:spacing w:before="0" w:after="0" w:line="240" w:lineRule="auto"/>
-      </w:pPr>
-      <w:r>
-        <w:rPr>
-          <w:rFonts w:ascii="Courier New" w:hAnsi="Courier New"/>
-          <w:sz w:val="15"/>
-        </w:rPr>
-        <w:t xml:space="preserve">            batch_sq = (batch ** 2).sum(axis=1, keepdims=True)  # (batch,1)</w:t>
-      </w:r>
-    </w:p>
-    <w:p>
-      <w:pPr>
-        <w:spacing w:before="0" w:after="0" w:line="240" w:lineRule="auto"/>
-      </w:pPr>
-      <w:r>
-        <w:rPr>
-          <w:rFonts w:ascii="Courier New" w:hAnsi="Courier New"/>
-          <w:sz w:val="15"/>
-        </w:rPr>
-        <w:t xml:space="preserve">            dists = batch_sq + train_sq[None, :] - 2 * batch @ self.X_train.T</w:t>
-      </w:r>
-    </w:p>
-    <w:p>
-      <w:pPr>
-        <w:spacing w:before="0" w:after="0" w:line="240" w:lineRule="auto"/>
-      </w:pPr>
-      <w:r>
-        <w:rPr>
-          <w:rFonts w:ascii="Courier New" w:hAnsi="Courier New"/>
-          <w:sz w:val="15"/>
-        </w:rPr>
-        <w:t xml:space="preserve">            nn_idx = np.argpartition(dists, kth=k - 1, axis=1)[:, :k]</w:t>
-      </w:r>
-    </w:p>
-    <w:p>
-      <w:pPr>
-        <w:spacing w:before="0" w:after="0" w:line="240" w:lineRule="auto"/>
-      </w:pPr>
-      <w:r>
-        <w:rPr>
-          <w:rFonts w:ascii="Courier New" w:hAnsi="Courier New"/>
-          <w:sz w:val="15"/>
-        </w:rPr>
-        <w:t xml:space="preserve">            nn_labels = self.y_train[nn_idx]</w:t>
-      </w:r>
-    </w:p>
-    <w:p>
-      <w:pPr>
-        <w:spacing w:before="0" w:after="0" w:line="240" w:lineRule="auto"/>
-      </w:pPr>
-      <w:r>
-        <w:rPr>
-          <w:rFonts w:ascii="Courier New" w:hAnsi="Courier New"/>
-          <w:sz w:val="15"/>
-        </w:rPr>
-        <w:t xml:space="preserve">            # majority vote</w:t>
-      </w:r>
-    </w:p>
-    <w:p>
-      <w:pPr>
-        <w:spacing w:before="0" w:after="0" w:line="240" w:lineRule="auto"/>
-      </w:pPr>
-      <w:r>
-        <w:rPr>
-          <w:rFonts w:ascii="Courier New" w:hAnsi="Courier New"/>
-          <w:sz w:val="15"/>
-        </w:rPr>
-        <w:t xml:space="preserve">            votes = nn_labels.sum(axis=1)</w:t>
-      </w:r>
-    </w:p>
-    <w:p>
-      <w:pPr>
-        <w:spacing w:before="0" w:after="0" w:line="240" w:lineRule="auto"/>
-      </w:pPr>
-      <w:r>
-        <w:rPr>
-          <w:rFonts w:ascii="Courier New" w:hAnsi="Courier New"/>
-          <w:sz w:val="15"/>
-        </w:rPr>
-        <w:t xml:space="preserve">            preds[start:end] = (votes &gt; k / 2).astype(int)</w:t>
-      </w:r>
-    </w:p>
-    <w:p>
-      <w:pPr>
-        <w:spacing w:before="0" w:after="0" w:line="240" w:lineRule="auto"/>
-      </w:pPr>
-      <w:r>
-        <w:rPr>
-          <w:rFonts w:ascii="Courier New" w:hAnsi="Courier New"/>
-          <w:sz w:val="15"/>
-        </w:rPr>
-        <w:t xml:space="preserve">        return preds</w:t>
-      </w:r>
-    </w:p>
-    <w:p>
-      <w:pPr>
-        <w:spacing w:before="0" w:after="0" w:line="240" w:lineRule="auto"/>
-      </w:pPr>
-      <w:r>
-        <w:rPr>
-          <w:rFonts w:ascii="Courier New" w:hAnsi="Courier New"/>
-          <w:sz w:val="15"/>
-        </w:rPr>
-        <w:t xml:space="preserve"> </w:t>
-      </w:r>
-    </w:p>
-    <w:p>
-      <w:pPr>
-        <w:spacing w:before="0" w:after="0" w:line="240" w:lineRule="auto"/>
-      </w:pPr>
-      <w:r>
-        <w:rPr>
-          <w:rFonts w:ascii="Courier New" w:hAnsi="Courier New"/>
-          <w:sz w:val="15"/>
-        </w:rPr>
-        <w:t xml:space="preserve">    def predict(self, X, k=None):</w:t>
-      </w:r>
-    </w:p>
-    <w:p>
-      <w:pPr>
-        <w:spacing w:before="0" w:after="0" w:line="240" w:lineRule="auto"/>
-      </w:pPr>
-      <w:r>
-        <w:rPr>
-          <w:rFonts w:ascii="Courier New" w:hAnsi="Courier New"/>
-          <w:sz w:val="15"/>
-        </w:rPr>
-        <w:t xml:space="preserve">        return self._batch_predict(X, k or self.k)</w:t>
-      </w:r>
-    </w:p>
-    <w:p>
-      <w:pPr>
-        <w:spacing w:before="0" w:after="0" w:line="240" w:lineRule="auto"/>
-      </w:pPr>
-      <w:r>
-        <w:rPr>
-          <w:rFonts w:ascii="Courier New" w:hAnsi="Courier New"/>
-          <w:sz w:val="15"/>
-        </w:rPr>
-        <w:t xml:space="preserve"> </w:t>
-      </w:r>
-    </w:p>
-    <w:p>
-      <w:pPr>
-        <w:spacing w:before="0" w:after="0" w:line="240" w:lineRule="auto"/>
-      </w:pPr>
-      <w:r>
-        <w:rPr>
-          <w:rFonts w:ascii="Courier New" w:hAnsi="Courier New"/>
-          <w:sz w:val="15"/>
-        </w:rPr>
-        <w:t xml:space="preserve"> </w:t>
-      </w:r>
-    </w:p>
-    <w:p>
-      <w:pPr>
-        <w:spacing w:before="0" w:after="0" w:line="240" w:lineRule="auto"/>
-      </w:pPr>
-      <w:r>
-        <w:rPr>
-          <w:rFonts w:ascii="Courier New" w:hAnsi="Courier New"/>
-          <w:sz w:val="15"/>
-        </w:rPr>
-        <w:t>def main():</w:t>
-      </w:r>
-    </w:p>
-    <w:p>
-      <w:pPr>
-        <w:spacing w:before="0" w:after="0" w:line="240" w:lineRule="auto"/>
-      </w:pPr>
-      <w:r>
-        <w:rPr>
-          <w:rFonts w:ascii="Courier New" w:hAnsi="Courier New"/>
-          <w:sz w:val="15"/>
-        </w:rPr>
-        <w:t xml:space="preserve">    X_train, X_test, y_train, y_test = load_split()</w:t>
-      </w:r>
-    </w:p>
-    <w:p>
-      <w:pPr>
-        <w:spacing w:before="0" w:after="0" w:line="240" w:lineRule="auto"/>
-      </w:pPr>
-      <w:r>
-        <w:rPr>
-          <w:rFonts w:ascii="Courier New" w:hAnsi="Courier New"/>
-          <w:sz w:val="15"/>
-        </w:rPr>
-        <w:t xml:space="preserve">    print(f"train={X_train.shape}, test={X_test.shape}")</w:t>
-      </w:r>
-    </w:p>
-    <w:p>
-      <w:pPr>
-        <w:spacing w:before="0" w:after="0" w:line="240" w:lineRule="auto"/>
-      </w:pPr>
-      <w:r>
-        <w:rPr>
-          <w:rFonts w:ascii="Courier New" w:hAnsi="Courier New"/>
-          <w:sz w:val="15"/>
-        </w:rPr>
-        <w:t xml:space="preserve"> </w:t>
-      </w:r>
-    </w:p>
-    <w:p>
-      <w:pPr>
-        <w:spacing w:before="0" w:after="0" w:line="240" w:lineRule="auto"/>
-      </w:pPr>
-      <w:r>
-        <w:rPr>
-          <w:rFonts w:ascii="Courier New" w:hAnsi="Courier New"/>
-          <w:sz w:val="15"/>
-        </w:rPr>
-        <w:t xml:space="preserve">    model = KNNFromScratch().fit(X_train, y_train)</w:t>
-      </w:r>
-    </w:p>
-    <w:p>
-      <w:pPr>
-        <w:spacing w:before="0" w:after="0" w:line="240" w:lineRule="auto"/>
-      </w:pPr>
-      <w:r>
-        <w:rPr>
-          <w:rFonts w:ascii="Courier New" w:hAnsi="Courier New"/>
-          <w:sz w:val="15"/>
-        </w:rPr>
-        <w:t xml:space="preserve"> </w:t>
-      </w:r>
-    </w:p>
-    <w:p>
-      <w:pPr>
-        <w:spacing w:before="0" w:after="0" w:line="240" w:lineRule="auto"/>
-      </w:pPr>
-      <w:r>
-        <w:rPr>
-          <w:rFonts w:ascii="Courier New" w:hAnsi="Courier New"/>
-          <w:sz w:val="15"/>
-        </w:rPr>
-        <w:t xml:space="preserve">    k_values = [1, 3, 5, 7, 9, 11, 15, 21, 31]</w:t>
-      </w:r>
-    </w:p>
-    <w:p>
-      <w:pPr>
-        <w:spacing w:before="0" w:after="0" w:line="240" w:lineRule="auto"/>
-      </w:pPr>
-      <w:r>
-        <w:rPr>
-          <w:rFonts w:ascii="Courier New" w:hAnsi="Courier New"/>
-          <w:sz w:val="15"/>
-        </w:rPr>
-        <w:t xml:space="preserve">    accs = []</w:t>
-      </w:r>
-    </w:p>
-    <w:p>
-      <w:pPr>
-        <w:spacing w:before="0" w:after="0" w:line="240" w:lineRule="auto"/>
-      </w:pPr>
-      <w:r>
-        <w:rPr>
-          <w:rFonts w:ascii="Courier New" w:hAnsi="Courier New"/>
-          <w:sz w:val="15"/>
-        </w:rPr>
-        <w:t xml:space="preserve">    for k in k_values:</w:t>
-      </w:r>
-    </w:p>
-    <w:p>
-      <w:pPr>
-        <w:spacing w:before="0" w:after="0" w:line="240" w:lineRule="auto"/>
-      </w:pPr>
-      <w:r>
-        <w:rPr>
-          <w:rFonts w:ascii="Courier New" w:hAnsi="Courier New"/>
-          <w:sz w:val="15"/>
-        </w:rPr>
-        <w:t xml:space="preserve">        preds = model.predict(X_test, k=k)</w:t>
-      </w:r>
-    </w:p>
-    <w:p>
-      <w:pPr>
-        <w:spacing w:before="0" w:after="0" w:line="240" w:lineRule="auto"/>
-      </w:pPr>
-      <w:r>
-        <w:rPr>
-          <w:rFonts w:ascii="Courier New" w:hAnsi="Courier New"/>
-          <w:sz w:val="15"/>
-        </w:rPr>
-        <w:t xml:space="preserve">        acc = accuracy_score(y_test, preds)</w:t>
-      </w:r>
-    </w:p>
-    <w:p>
-      <w:pPr>
-        <w:spacing w:before="0" w:after="0" w:line="240" w:lineRule="auto"/>
-      </w:pPr>
-      <w:r>
-        <w:rPr>
-          <w:rFonts w:ascii="Courier New" w:hAnsi="Courier New"/>
-          <w:sz w:val="15"/>
-        </w:rPr>
-        <w:t xml:space="preserve">        accs.append(acc)</w:t>
-      </w:r>
-    </w:p>
-    <w:p>
-      <w:pPr>
-        <w:spacing w:before="0" w:after="0" w:line="240" w:lineRule="auto"/>
-      </w:pPr>
-      <w:r>
-        <w:rPr>
-          <w:rFonts w:ascii="Courier New" w:hAnsi="Courier New"/>
-          <w:sz w:val="15"/>
-        </w:rPr>
-        <w:t xml:space="preserve">        print(f"k={k:3d}  accuracy={acc:.4f}")</w:t>
-      </w:r>
-    </w:p>
-    <w:p>
-      <w:pPr>
-        <w:spacing w:before="0" w:after="0" w:line="240" w:lineRule="auto"/>
-      </w:pPr>
-      <w:r>
-        <w:rPr>
-          <w:rFonts w:ascii="Courier New" w:hAnsi="Courier New"/>
-          <w:sz w:val="15"/>
-        </w:rPr>
-        <w:t xml:space="preserve"> </w:t>
-      </w:r>
-    </w:p>
-    <w:p>
-      <w:pPr>
-        <w:spacing w:before="0" w:after="0" w:line="240" w:lineRule="auto"/>
-      </w:pPr>
-      <w:r>
-        <w:rPr>
-          <w:rFonts w:ascii="Courier New" w:hAnsi="Courier New"/>
-          <w:sz w:val="15"/>
-        </w:rPr>
-        <w:t xml:space="preserve">    best_k = k_values[int(np.argmax(accs))]</w:t>
-      </w:r>
-    </w:p>
-    <w:p>
-      <w:pPr>
-        <w:spacing w:before="0" w:after="0" w:line="240" w:lineRule="auto"/>
-      </w:pPr>
-      <w:r>
-        <w:rPr>
-          <w:rFonts w:ascii="Courier New" w:hAnsi="Courier New"/>
-          <w:sz w:val="15"/>
-        </w:rPr>
-        <w:t xml:space="preserve">    print(f"\nBest k = {best_k}")</w:t>
-      </w:r>
-    </w:p>
-    <w:p>
-      <w:pPr>
-        <w:spacing w:before="0" w:after="0" w:line="240" w:lineRule="auto"/>
-      </w:pPr>
-      <w:r>
-        <w:rPr>
-          <w:rFonts w:ascii="Courier New" w:hAnsi="Courier New"/>
-          <w:sz w:val="15"/>
-        </w:rPr>
-        <w:t xml:space="preserve"> </w:t>
-      </w:r>
-    </w:p>
-    <w:p>
-      <w:pPr>
-        <w:spacing w:before="0" w:after="0" w:line="240" w:lineRule="auto"/>
-      </w:pPr>
-      <w:r>
-        <w:rPr>
-          <w:rFonts w:ascii="Courier New" w:hAnsi="Courier New"/>
-          <w:sz w:val="15"/>
-        </w:rPr>
-        <w:t xml:space="preserve">    fig, ax = plt.subplots(figsize=(6, 4))</w:t>
-      </w:r>
-    </w:p>
-    <w:p>
-      <w:pPr>
-        <w:spacing w:before="0" w:after="0" w:line="240" w:lineRule="auto"/>
-      </w:pPr>
-      <w:r>
-        <w:rPr>
-          <w:rFonts w:ascii="Courier New" w:hAnsi="Courier New"/>
-          <w:sz w:val="15"/>
-        </w:rPr>
-        <w:t xml:space="preserve">    ax.plot(k_values, accs, marker="o")</w:t>
-      </w:r>
-    </w:p>
-    <w:p>
-      <w:pPr>
-        <w:spacing w:before="0" w:after="0" w:line="240" w:lineRule="auto"/>
-      </w:pPr>
-      <w:r>
-        <w:rPr>
-          <w:rFonts w:ascii="Courier New" w:hAnsi="Courier New"/>
-          <w:sz w:val="15"/>
-        </w:rPr>
-        <w:t xml:space="preserve">    ax.axvline(best_k, color="red", ls="--", alpha=0.5, label=f"best k={best_k}")</w:t>
-      </w:r>
-    </w:p>
-    <w:p>
-      <w:pPr>
-        <w:spacing w:before="0" w:after="0" w:line="240" w:lineRule="auto"/>
-      </w:pPr>
-      <w:r>
-        <w:rPr>
-          <w:rFonts w:ascii="Courier New" w:hAnsi="Courier New"/>
-          <w:sz w:val="15"/>
-        </w:rPr>
-        <w:t xml:space="preserve">    ax.set_xlabel("k")</w:t>
-      </w:r>
-    </w:p>
-    <w:p>
-      <w:pPr>
-        <w:spacing w:before="0" w:after="0" w:line="240" w:lineRule="auto"/>
-      </w:pPr>
-      <w:r>
-        <w:rPr>
-          <w:rFonts w:ascii="Courier New" w:hAnsi="Courier New"/>
-          <w:sz w:val="15"/>
-        </w:rPr>
-        <w:t xml:space="preserve">    ax.set_ylabel("test accuracy")</w:t>
-      </w:r>
-    </w:p>
-    <w:p>
-      <w:pPr>
-        <w:spacing w:before="0" w:after="0" w:line="240" w:lineRule="auto"/>
-      </w:pPr>
-      <w:r>
-        <w:rPr>
-          <w:rFonts w:ascii="Courier New" w:hAnsi="Courier New"/>
-          <w:sz w:val="15"/>
-        </w:rPr>
-        <w:t xml:space="preserve">    ax.set_title("k-NN (from scratch): accuracy vs k")</w:t>
-      </w:r>
-    </w:p>
-    <w:p>
-      <w:pPr>
-        <w:spacing w:before="0" w:after="0" w:line="240" w:lineRule="auto"/>
-      </w:pPr>
-      <w:r>
-        <w:rPr>
-          <w:rFonts w:ascii="Courier New" w:hAnsi="Courier New"/>
-          <w:sz w:val="15"/>
-        </w:rPr>
-        <w:t xml:space="preserve">    ax.legend()</w:t>
-      </w:r>
-    </w:p>
-    <w:p>
-      <w:pPr>
-        <w:spacing w:before="0" w:after="0" w:line="240" w:lineRule="auto"/>
-      </w:pPr>
-      <w:r>
-        <w:rPr>
-          <w:rFonts w:ascii="Courier New" w:hAnsi="Courier New"/>
-          <w:sz w:val="15"/>
-        </w:rPr>
-        <w:t xml:space="preserve">    plt.tight_layout()</w:t>
-      </w:r>
-    </w:p>
-    <w:p>
-      <w:pPr>
-        <w:spacing w:before="0" w:after="0" w:line="240" w:lineRule="auto"/>
-      </w:pPr>
-      <w:r>
-        <w:rPr>
-          <w:rFonts w:ascii="Courier New" w:hAnsi="Courier New"/>
-          <w:sz w:val="15"/>
-        </w:rPr>
-        <w:t xml:space="preserve">    plt.savefig(FIG_DIR / "q1_knn_k_selection.png", bbox_inches="tight")</w:t>
-      </w:r>
-    </w:p>
-    <w:p>
-      <w:pPr>
-        <w:spacing w:before="0" w:after="0" w:line="240" w:lineRule="auto"/>
-      </w:pPr>
-      <w:r>
-        <w:rPr>
-          <w:rFonts w:ascii="Courier New" w:hAnsi="Courier New"/>
-          <w:sz w:val="15"/>
-        </w:rPr>
-        <w:t xml:space="preserve">    plt.close()</w:t>
-      </w:r>
-    </w:p>
-    <w:p>
-      <w:pPr>
-        <w:spacing w:before="0" w:after="0" w:line="240" w:lineRule="auto"/>
-      </w:pPr>
-      <w:r>
-        <w:rPr>
-          <w:rFonts w:ascii="Courier New" w:hAnsi="Courier New"/>
-          <w:sz w:val="15"/>
-        </w:rPr>
-        <w:t xml:space="preserve"> </w:t>
-      </w:r>
-    </w:p>
-    <w:p>
-      <w:pPr>
-        <w:spacing w:before="0" w:after="0" w:line="240" w:lineRule="auto"/>
-      </w:pPr>
-      <w:r>
-        <w:rPr>
-          <w:rFonts w:ascii="Courier New" w:hAnsi="Courier New"/>
-          <w:sz w:val="15"/>
-        </w:rPr>
-        <w:t xml:space="preserve">    final_preds = model.predict(X_test, k=best_k)</w:t>
-      </w:r>
-    </w:p>
-    <w:p>
-      <w:pPr>
-        <w:spacing w:before="0" w:after="0" w:line="240" w:lineRule="auto"/>
-      </w:pPr>
-      <w:r>
-        <w:rPr>
-          <w:rFonts w:ascii="Courier New" w:hAnsi="Courier New"/>
-          <w:sz w:val="15"/>
-        </w:rPr>
-        <w:t xml:space="preserve">    acc = accuracy_score(y_test, final_preds)</w:t>
-      </w:r>
-    </w:p>
-    <w:p>
-      <w:pPr>
-        <w:spacing w:before="0" w:after="0" w:line="240" w:lineRule="auto"/>
-      </w:pPr>
-      <w:r>
-        <w:rPr>
-          <w:rFonts w:ascii="Courier New" w:hAnsi="Courier New"/>
-          <w:sz w:val="15"/>
-        </w:rPr>
-        <w:t xml:space="preserve">    cm = confusion_matrix(y_test, final_preds)</w:t>
-      </w:r>
-    </w:p>
-    <w:p>
-      <w:pPr>
-        <w:spacing w:before="0" w:after="0" w:line="240" w:lineRule="auto"/>
-      </w:pPr>
-      <w:r>
-        <w:rPr>
-          <w:rFonts w:ascii="Courier New" w:hAnsi="Courier New"/>
-          <w:sz w:val="15"/>
-        </w:rPr>
-        <w:t xml:space="preserve">    report = classification_report(y_test, final_preds, target_names=["non-edge", "edge"])</w:t>
-      </w:r>
-    </w:p>
-    <w:p>
-      <w:pPr>
-        <w:spacing w:before="0" w:after="0" w:line="240" w:lineRule="auto"/>
-      </w:pPr>
-      <w:r>
-        <w:rPr>
-          <w:rFonts w:ascii="Courier New" w:hAnsi="Courier New"/>
-          <w:sz w:val="15"/>
-        </w:rPr>
-        <w:t xml:space="preserve">    print(report)</w:t>
-      </w:r>
-    </w:p>
-    <w:p>
-      <w:pPr>
-        <w:spacing w:before="0" w:after="0" w:line="240" w:lineRule="auto"/>
-      </w:pPr>
-      <w:r>
-        <w:rPr>
-          <w:rFonts w:ascii="Courier New" w:hAnsi="Courier New"/>
-          <w:sz w:val="15"/>
-        </w:rPr>
-        <w:t xml:space="preserve"> </w:t>
-      </w:r>
-    </w:p>
-    <w:p>
-      <w:pPr>
-        <w:spacing w:before="0" w:after="0" w:line="240" w:lineRule="auto"/>
-      </w:pPr>
-      <w:r>
-        <w:rPr>
-          <w:rFonts w:ascii="Courier New" w:hAnsi="Courier New"/>
-          <w:sz w:val="15"/>
-        </w:rPr>
-        <w:t xml:space="preserve">    fig, ax = plt.subplots(figsize=(4.5, 4))</w:t>
-      </w:r>
-    </w:p>
-    <w:p>
-      <w:pPr>
-        <w:spacing w:before="0" w:after="0" w:line="240" w:lineRule="auto"/>
-      </w:pPr>
-      <w:r>
-        <w:rPr>
-          <w:rFonts w:ascii="Courier New" w:hAnsi="Courier New"/>
-          <w:sz w:val="15"/>
-        </w:rPr>
-        <w:t xml:space="preserve">    im = ax.imshow(cm, cmap="Blues")</w:t>
-      </w:r>
-    </w:p>
-    <w:p>
-      <w:pPr>
-        <w:spacing w:before="0" w:after="0" w:line="240" w:lineRule="auto"/>
-      </w:pPr>
-      <w:r>
-        <w:rPr>
-          <w:rFonts w:ascii="Courier New" w:hAnsi="Courier New"/>
-          <w:sz w:val="15"/>
-        </w:rPr>
-        <w:t xml:space="preserve">    for i in range(2):</w:t>
-      </w:r>
-    </w:p>
-    <w:p>
-      <w:pPr>
-        <w:spacing w:before="0" w:after="0" w:line="240" w:lineRule="auto"/>
-      </w:pPr>
-      <w:r>
-        <w:rPr>
-          <w:rFonts w:ascii="Courier New" w:hAnsi="Courier New"/>
-          <w:sz w:val="15"/>
-        </w:rPr>
-        <w:t xml:space="preserve">        for j in range(2):</w:t>
-      </w:r>
-    </w:p>
-    <w:p>
-      <w:pPr>
-        <w:spacing w:before="0" w:after="0" w:line="240" w:lineRule="auto"/>
-      </w:pPr>
-      <w:r>
-        <w:rPr>
-          <w:rFonts w:ascii="Courier New" w:hAnsi="Courier New"/>
-          <w:sz w:val="15"/>
-        </w:rPr>
-        <w:t xml:space="preserve">            ax.text(j, i, cm[i, j], ha="center", va="center",</w:t>
-      </w:r>
-    </w:p>
-    <w:p>
-      <w:pPr>
-        <w:spacing w:before="0" w:after="0" w:line="240" w:lineRule="auto"/>
-      </w:pPr>
-      <w:r>
-        <w:rPr>
-          <w:rFonts w:ascii="Courier New" w:hAnsi="Courier New"/>
-          <w:sz w:val="15"/>
-        </w:rPr>
-        <w:t xml:space="preserve">                     color="white" if cm[i, j] &gt; cm.max() / 2 else "black")</w:t>
-      </w:r>
-    </w:p>
-    <w:p>
-      <w:pPr>
-        <w:spacing w:before="0" w:after="0" w:line="240" w:lineRule="auto"/>
-      </w:pPr>
-      <w:r>
-        <w:rPr>
-          <w:rFonts w:ascii="Courier New" w:hAnsi="Courier New"/>
-          <w:sz w:val="15"/>
-        </w:rPr>
-        <w:t xml:space="preserve">    ax.set_xticks([0, 1]); ax.set_xticklabels(["non-edge", "edge"])</w:t>
-      </w:r>
-    </w:p>
-    <w:p>
-      <w:pPr>
-        <w:spacing w:before="0" w:after="0" w:line="240" w:lineRule="auto"/>
-      </w:pPr>
-      <w:r>
-        <w:rPr>
-          <w:rFonts w:ascii="Courier New" w:hAnsi="Courier New"/>
-          <w:sz w:val="15"/>
-        </w:rPr>
-        <w:t xml:space="preserve">    ax.set_yticks([0, 1]); ax.set_yticklabels(["non-edge", "edge"])</w:t>
-      </w:r>
-    </w:p>
-    <w:p>
-      <w:pPr>
-        <w:spacing w:before="0" w:after="0" w:line="240" w:lineRule="auto"/>
-      </w:pPr>
-      <w:r>
-        <w:rPr>
-          <w:rFonts w:ascii="Courier New" w:hAnsi="Courier New"/>
-          <w:sz w:val="15"/>
-        </w:rPr>
-        <w:t xml:space="preserve">    ax.set_xlabel("Predicted"); ax.set_ylabel("Actual")</w:t>
-      </w:r>
-    </w:p>
-    <w:p>
-      <w:pPr>
-        <w:spacing w:before="0" w:after="0" w:line="240" w:lineRule="auto"/>
-      </w:pPr>
-      <w:r>
-        <w:rPr>
-          <w:rFonts w:ascii="Courier New" w:hAnsi="Courier New"/>
-          <w:sz w:val="15"/>
-        </w:rPr>
-        <w:t xml:space="preserve">    ax.set_title(f"k-NN Confusion Matrix (k={best_k})")</w:t>
-      </w:r>
-    </w:p>
-    <w:p>
-      <w:pPr>
-        <w:spacing w:before="0" w:after="0" w:line="240" w:lineRule="auto"/>
-      </w:pPr>
-      <w:r>
-        <w:rPr>
-          <w:rFonts w:ascii="Courier New" w:hAnsi="Courier New"/>
-          <w:sz w:val="15"/>
-        </w:rPr>
-        <w:t xml:space="preserve">    plt.tight_layout()</w:t>
-      </w:r>
-    </w:p>
-    <w:p>
-      <w:pPr>
-        <w:spacing w:before="0" w:after="0" w:line="240" w:lineRule="auto"/>
-      </w:pPr>
-      <w:r>
-        <w:rPr>
-          <w:rFonts w:ascii="Courier New" w:hAnsi="Courier New"/>
-          <w:sz w:val="15"/>
-        </w:rPr>
-        <w:t xml:space="preserve">    plt.savefig(FIG_DIR / "q1_knn_confusion_matrix.png", bbox_inches="tight")</w:t>
-      </w:r>
-    </w:p>
-    <w:p>
-      <w:pPr>
-        <w:spacing w:before="0" w:after="0" w:line="240" w:lineRule="auto"/>
-      </w:pPr>
-      <w:r>
-        <w:rPr>
-          <w:rFonts w:ascii="Courier New" w:hAnsi="Courier New"/>
-          <w:sz w:val="15"/>
-        </w:rPr>
-        <w:t xml:space="preserve">    plt.close()</w:t>
-      </w:r>
-    </w:p>
-    <w:p>
-      <w:pPr>
-        <w:spacing w:before="0" w:after="0" w:line="240" w:lineRule="auto"/>
-      </w:pPr>
-      <w:r>
-        <w:rPr>
-          <w:rFonts w:ascii="Courier New" w:hAnsi="Courier New"/>
-          <w:sz w:val="15"/>
-        </w:rPr>
-        <w:t xml:space="preserve"> </w:t>
-      </w:r>
-    </w:p>
-    <w:p>
-      <w:pPr>
-        <w:spacing w:before="0" w:after="0" w:line="240" w:lineRule="auto"/>
-      </w:pPr>
-      <w:r>
-        <w:rPr>
-          <w:rFonts w:ascii="Courier New" w:hAnsi="Courier New"/>
-          <w:sz w:val="15"/>
-        </w:rPr>
-        <w:t xml:space="preserve">    save_metrics("q1_knn", {</w:t>
-      </w:r>
-    </w:p>
-    <w:p>
-      <w:pPr>
-        <w:spacing w:before="0" w:after="0" w:line="240" w:lineRule="auto"/>
-      </w:pPr>
-      <w:r>
-        <w:rPr>
-          <w:rFonts w:ascii="Courier New" w:hAnsi="Courier New"/>
-          <w:sz w:val="15"/>
-        </w:rPr>
-        <w:t xml:space="preserve">        "k_values": k_values,</w:t>
-      </w:r>
-    </w:p>
-    <w:p>
-      <w:pPr>
-        <w:spacing w:before="0" w:after="0" w:line="240" w:lineRule="auto"/>
-      </w:pPr>
-      <w:r>
-        <w:rPr>
-          <w:rFonts w:ascii="Courier New" w:hAnsi="Courier New"/>
-          <w:sz w:val="15"/>
-        </w:rPr>
-        <w:t xml:space="preserve">        "accuracies": accs,</w:t>
-      </w:r>
-    </w:p>
-    <w:p>
-      <w:pPr>
-        <w:spacing w:before="0" w:after="0" w:line="240" w:lineRule="auto"/>
-      </w:pPr>
-      <w:r>
-        <w:rPr>
-          <w:rFonts w:ascii="Courier New" w:hAnsi="Courier New"/>
-          <w:sz w:val="15"/>
-        </w:rPr>
-        <w:t xml:space="preserve">        "best_k": best_k,</w:t>
-      </w:r>
-    </w:p>
-    <w:p>
-      <w:pPr>
-        <w:spacing w:before="0" w:after="0" w:line="240" w:lineRule="auto"/>
-      </w:pPr>
-      <w:r>
-        <w:rPr>
-          <w:rFonts w:ascii="Courier New" w:hAnsi="Courier New"/>
-          <w:sz w:val="15"/>
-        </w:rPr>
-        <w:t xml:space="preserve">        "test_accuracy": acc,</w:t>
-      </w:r>
-    </w:p>
-    <w:p>
-      <w:pPr>
-        <w:spacing w:before="0" w:after="0" w:line="240" w:lineRule="auto"/>
-      </w:pPr>
-      <w:r>
-        <w:rPr>
-          <w:rFonts w:ascii="Courier New" w:hAnsi="Courier New"/>
-          <w:sz w:val="15"/>
-        </w:rPr>
-        <w:t xml:space="preserve">        "confusion_matrix": cm.tolist(),</w:t>
-      </w:r>
-    </w:p>
-    <w:p>
-      <w:pPr>
-        <w:spacing w:before="0" w:after="0" w:line="240" w:lineRule="auto"/>
-      </w:pPr>
-      <w:r>
-        <w:rPr>
-          <w:rFonts w:ascii="Courier New" w:hAnsi="Courier New"/>
-          <w:sz w:val="15"/>
-        </w:rPr>
-        <w:t xml:space="preserve">        "classification_report": report,</w:t>
-      </w:r>
-    </w:p>
-    <w:p>
-      <w:pPr>
-        <w:spacing w:before="0" w:after="0" w:line="240" w:lineRule="auto"/>
-      </w:pPr>
-      <w:r>
-        <w:rPr>
-          <w:rFonts w:ascii="Courier New" w:hAnsi="Courier New"/>
-          <w:sz w:val="15"/>
-        </w:rPr>
-        <w:t xml:space="preserve">    })</w:t>
-      </w:r>
-    </w:p>
-    <w:p>
-      <w:pPr>
-        <w:spacing w:before="0" w:after="0" w:line="240" w:lineRule="auto"/>
-      </w:pPr>
-      <w:r>
-        <w:rPr>
-          <w:rFonts w:ascii="Courier New" w:hAnsi="Courier New"/>
-          <w:sz w:val="15"/>
-        </w:rPr>
-        <w:t xml:space="preserve"> </w:t>
-      </w:r>
-    </w:p>
-    <w:p>
-      <w:pPr>
-        <w:spacing w:before="0" w:after="0" w:line="240" w:lineRule="auto"/>
-      </w:pPr>
-      <w:r>
-        <w:rPr>
-          <w:rFonts w:ascii="Courier New" w:hAnsi="Courier New"/>
-          <w:sz w:val="15"/>
-        </w:rPr>
-        <w:t xml:space="preserve"> </w:t>
-      </w:r>
-    </w:p>
-    <w:p>
-      <w:pPr>
-        <w:spacing w:before="0" w:after="0" w:line="240" w:lineRule="auto"/>
-      </w:pPr>
-      <w:r>
-        <w:rPr>
-          <w:rFonts w:ascii="Courier New" w:hAnsi="Courier New"/>
-          <w:sz w:val="15"/>
-        </w:rPr>
-        <w:t>if __name__ == "__main__":</w:t>
-      </w:r>
-    </w:p>
-    <w:p>
-      <w:pPr>
-        <w:spacing w:before="0" w:after="0" w:line="240" w:lineRule="auto"/>
-      </w:pPr>
-      <w:r>
-        <w:rPr>
-          <w:rFonts w:ascii="Courier New" w:hAnsi="Courier New"/>
-          <w:sz w:val="15"/>
-        </w:rPr>
-        <w:t xml:space="preserve">    main()</w:t>
-      </w:r>
-    </w:p>
-    <w:p>
-      <w:pPr>
-        <w:spacing w:before="120" w:after="60"/>
-      </w:pPr>
-      <w:r>
-        <w:rPr>
-          <w:b/>
-          <w:color w:val="1F4E79"/>
-          <w:sz w:val="26"/>
-        </w:rPr>
-        <w:t>Output</w:t>
+        <w:t>Key code section (function definitions, core algorithm, and key parameter settings):</w:t>
       </w:r>
     </w:p>
     <w:tbl>
       <w:tblPr>
-        <w:tblStyle w:val="LightGrid-Accent1"/>
         <w:tblW w:type="auto" w:w="0"/>
+        <w:tblLayout w:type="autofit"/>
         <w:tblLook w:firstColumn="1" w:firstRow="1" w:lastColumn="0" w:lastRow="0" w:noHBand="0" w:noVBand="1" w:val="04A0"/>
       </w:tblPr>
       <w:tblGrid>
-        <w:gridCol w:w="5112"/>
-        <w:gridCol w:w="5112"/>
+        <w:gridCol w:w="9314"/>
       </w:tblGrid>
       <w:tr>
         <w:tc>
           <w:tcPr>
-            <w:tcW w:type="dxa" w:w="5112"/>
+            <w:tcW w:type="dxa" w:w="9314"/>
+            <w:shd w:val="clear" w:fill="F2F2F2"/>
           </w:tcPr>
           <w:p>
+            <w:pPr>
+              <w:spacing w:before="0" w:after="0" w:line="240" w:lineRule="auto"/>
+            </w:pPr>
+            <w:r/>
             <w:r>
               <w:rPr>
-                <w:b/>
-                <w:sz w:val="18"/>
+                <w:rFonts w:ascii="Consolas" w:hAnsi="Consolas"/>
+                <w:sz w:val="19"/>
               </w:rPr>
-              <w:t>k</w:t>
+              <w:t>class KNNFromScratch:</w:t>
             </w:r>
           </w:p>
-        </w:tc>
-        <w:tc>
-          <w:tcPr>
-            <w:tcW w:type="dxa" w:w="5112"/>
-          </w:tcPr>
           <w:p>
+            <w:pPr>
+              <w:spacing w:before="0" w:after="0" w:line="240" w:lineRule="auto"/>
+            </w:pPr>
             <w:r>
               <w:rPr>
-                <w:b/>
-                <w:sz w:val="18"/>
+                <w:rFonts w:ascii="Consolas" w:hAnsi="Consolas"/>
+                <w:sz w:val="19"/>
               </w:rPr>
-              <w:t>Test Accuracy</w:t>
+              <w:t xml:space="preserve">    def __init__(self, k=5):</w:t>
             </w:r>
           </w:p>
-        </w:tc>
-      </w:tr>
-      <w:tr>
-        <w:tc>
-          <w:tcPr>
-            <w:tcW w:type="dxa" w:w="5112"/>
-          </w:tcPr>
           <w:p>
+            <w:pPr>
+              <w:spacing w:before="0" w:after="0" w:line="240" w:lineRule="auto"/>
+            </w:pPr>
             <w:r>
               <w:rPr>
-                <w:sz w:val="18"/>
+                <w:rFonts w:ascii="Consolas" w:hAnsi="Consolas"/>
+                <w:sz w:val="19"/>
               </w:rPr>
-              <w:t>1</w:t>
+              <w:t xml:space="preserve">        self.k = k</w:t>
             </w:r>
           </w:p>
-        </w:tc>
-        <w:tc>
-          <w:tcPr>
-            <w:tcW w:type="dxa" w:w="5112"/>
-          </w:tcPr>
           <w:p>
+            <w:pPr>
+              <w:spacing w:before="0" w:after="0" w:line="240" w:lineRule="auto"/>
+            </w:pPr>
             <w:r>
               <w:rPr>
-                <w:sz w:val="18"/>
+                <w:rFonts w:ascii="Consolas" w:hAnsi="Consolas"/>
+                <w:sz w:val="19"/>
               </w:rPr>
-              <w:t>0.7123</w:t>
+              <w:t xml:space="preserve"> </w:t>
             </w:r>
           </w:p>
-        </w:tc>
-      </w:tr>
-      <w:tr>
-        <w:tc>
-          <w:tcPr>
-            <w:tcW w:type="dxa" w:w="5112"/>
-          </w:tcPr>
           <w:p>
+            <w:pPr>
+              <w:spacing w:before="0" w:after="0" w:line="240" w:lineRule="auto"/>
+            </w:pPr>
             <w:r>
               <w:rPr>
-                <w:sz w:val="18"/>
+                <w:rFonts w:ascii="Consolas" w:hAnsi="Consolas"/>
+                <w:sz w:val="19"/>
               </w:rPr>
-              <w:t>3</w:t>
+              <w:t xml:space="preserve">    def fit(self, X, y):</w:t>
             </w:r>
           </w:p>
-        </w:tc>
-        <w:tc>
-          <w:tcPr>
-            <w:tcW w:type="dxa" w:w="5112"/>
-          </w:tcPr>
           <w:p>
+            <w:pPr>
+              <w:spacing w:before="0" w:after="0" w:line="240" w:lineRule="auto"/>
+            </w:pPr>
             <w:r>
               <w:rPr>
-                <w:sz w:val="18"/>
+                <w:rFonts w:ascii="Consolas" w:hAnsi="Consolas"/>
+                <w:sz w:val="19"/>
               </w:rPr>
-              <w:t>0.7362</w:t>
+              <w:t xml:space="preserve">        self.X_train, self.y_train = X, y</w:t>
             </w:r>
           </w:p>
-        </w:tc>
-      </w:tr>
-      <w:tr>
-        <w:tc>
-          <w:tcPr>
-            <w:tcW w:type="dxa" w:w="5112"/>
-          </w:tcPr>
           <w:p>
+            <w:pPr>
+              <w:spacing w:before="0" w:after="0" w:line="240" w:lineRule="auto"/>
+            </w:pPr>
             <w:r>
               <w:rPr>
-                <w:sz w:val="18"/>
+                <w:rFonts w:ascii="Consolas" w:hAnsi="Consolas"/>
+                <w:sz w:val="19"/>
               </w:rPr>
-              <w:t>5</w:t>
+              <w:t xml:space="preserve">        return self</w:t>
             </w:r>
           </w:p>
-        </w:tc>
-        <w:tc>
-          <w:tcPr>
-            <w:tcW w:type="dxa" w:w="5112"/>
-          </w:tcPr>
           <w:p>
+            <w:pPr>
+              <w:spacing w:before="0" w:after="0" w:line="240" w:lineRule="auto"/>
+            </w:pPr>
             <w:r>
               <w:rPr>
-                <w:sz w:val="18"/>
+                <w:rFonts w:ascii="Consolas" w:hAnsi="Consolas"/>
+                <w:sz w:val="19"/>
               </w:rPr>
-              <w:t>0.7500</w:t>
+              <w:t xml:space="preserve"> </w:t>
             </w:r>
           </w:p>
-        </w:tc>
-      </w:tr>
-      <w:tr>
-        <w:tc>
-          <w:tcPr>
-            <w:tcW w:type="dxa" w:w="5112"/>
-          </w:tcPr>
           <w:p>
+            <w:pPr>
+              <w:spacing w:before="0" w:after="0" w:line="240" w:lineRule="auto"/>
+            </w:pPr>
             <w:r>
               <w:rPr>
-                <w:sz w:val="18"/>
+                <w:rFonts w:ascii="Consolas" w:hAnsi="Consolas"/>
+                <w:sz w:val="19"/>
               </w:rPr>
-              <w:t>7</w:t>
+              <w:t xml:space="preserve">    def predict(self, X, k=None):</w:t>
             </w:r>
           </w:p>
-        </w:tc>
-        <w:tc>
-          <w:tcPr>
-            <w:tcW w:type="dxa" w:w="5112"/>
-          </w:tcPr>
           <w:p>
+            <w:pPr>
+              <w:spacing w:before="0" w:after="0" w:line="240" w:lineRule="auto"/>
+            </w:pPr>
             <w:r>
               <w:rPr>
-                <w:sz w:val="18"/>
+                <w:rFonts w:ascii="Consolas" w:hAnsi="Consolas"/>
+                <w:sz w:val="19"/>
               </w:rPr>
-              <w:t>0.7506</w:t>
+              <w:t xml:space="preserve">        k = k or self.k</w:t>
             </w:r>
           </w:p>
-        </w:tc>
-      </w:tr>
-      <w:tr>
-        <w:tc>
-          <w:tcPr>
-            <w:tcW w:type="dxa" w:w="5112"/>
-          </w:tcPr>
           <w:p>
+            <w:pPr>
+              <w:spacing w:before="0" w:after="0" w:line="240" w:lineRule="auto"/>
+            </w:pPr>
             <w:r>
               <w:rPr>
-                <w:sz w:val="18"/>
+                <w:rFonts w:ascii="Consolas" w:hAnsi="Consolas"/>
+                <w:sz w:val="19"/>
               </w:rPr>
-              <w:t>9</w:t>
+              <w:t xml:space="preserve">        train_sq = (self.X_train ** 2).sum(axis=1)</w:t>
             </w:r>
           </w:p>
-        </w:tc>
-        <w:tc>
-          <w:tcPr>
-            <w:tcW w:type="dxa" w:w="5112"/>
-          </w:tcPr>
           <w:p>
+            <w:pPr>
+              <w:spacing w:before="0" w:after="0" w:line="240" w:lineRule="auto"/>
+            </w:pPr>
             <w:r>
               <w:rPr>
-                <w:sz w:val="18"/>
+                <w:rFonts w:ascii="Consolas" w:hAnsi="Consolas"/>
+                <w:sz w:val="19"/>
               </w:rPr>
-              <w:t>0.7523</w:t>
+              <w:t xml:space="preserve">        batch_sq = (X ** 2).sum(axis=1, keepdims=True)</w:t>
             </w:r>
           </w:p>
-        </w:tc>
-      </w:tr>
-      <w:tr>
-        <w:tc>
-          <w:tcPr>
-            <w:tcW w:type="dxa" w:w="5112"/>
-          </w:tcPr>
           <w:p>
+            <w:pPr>
+              <w:spacing w:before="0" w:after="0" w:line="240" w:lineRule="auto"/>
+            </w:pPr>
             <w:r>
               <w:rPr>
-                <w:sz w:val="18"/>
+                <w:rFonts w:ascii="Consolas" w:hAnsi="Consolas"/>
+                <w:sz w:val="19"/>
               </w:rPr>
-              <w:t>11</w:t>
+              <w:t xml:space="preserve">        # ||a-b||^2 = ||a||^2 + ||b||^2 - 2 a.b  (avoids O(n*m*d) memory)</w:t>
             </w:r>
           </w:p>
-        </w:tc>
-        <w:tc>
-          <w:tcPr>
-            <w:tcW w:type="dxa" w:w="5112"/>
-          </w:tcPr>
           <w:p>
+            <w:pPr>
+              <w:spacing w:before="0" w:after="0" w:line="240" w:lineRule="auto"/>
+            </w:pPr>
             <w:r>
               <w:rPr>
-                <w:sz w:val="18"/>
+                <w:rFonts w:ascii="Consolas" w:hAnsi="Consolas"/>
+                <w:sz w:val="19"/>
               </w:rPr>
-              <w:t>0.7492</w:t>
+              <w:t xml:space="preserve">        dists = batch_sq + train_sq[None, :] - 2 * X @ self.X_train.T</w:t>
             </w:r>
           </w:p>
-        </w:tc>
-      </w:tr>
-      <w:tr>
-        <w:tc>
-          <w:tcPr>
-            <w:tcW w:type="dxa" w:w="5112"/>
-          </w:tcPr>
           <w:p>
+            <w:pPr>
+              <w:spacing w:before="0" w:after="0" w:line="240" w:lineRule="auto"/>
+            </w:pPr>
             <w:r>
               <w:rPr>
-                <w:sz w:val="18"/>
+                <w:rFonts w:ascii="Consolas" w:hAnsi="Consolas"/>
+                <w:sz w:val="19"/>
               </w:rPr>
-              <w:t>15</w:t>
+              <w:t xml:space="preserve">        nn_idx = np.argpartition(dists, kth=k - 1, axis=1)[:, :k]</w:t>
             </w:r>
           </w:p>
-        </w:tc>
-        <w:tc>
-          <w:tcPr>
-            <w:tcW w:type="dxa" w:w="5112"/>
-          </w:tcPr>
           <w:p>
+            <w:pPr>
+              <w:spacing w:before="0" w:after="0" w:line="240" w:lineRule="auto"/>
+            </w:pPr>
             <w:r>
               <w:rPr>
-                <w:sz w:val="18"/>
+                <w:rFonts w:ascii="Consolas" w:hAnsi="Consolas"/>
+                <w:sz w:val="19"/>
               </w:rPr>
-              <w:t>0.7533</w:t>
+              <w:t xml:space="preserve">        votes = self.y_train[nn_idx].sum(axis=1)</w:t>
             </w:r>
           </w:p>
-        </w:tc>
-      </w:tr>
-      <w:tr>
-        <w:tc>
-          <w:tcPr>
-            <w:tcW w:type="dxa" w:w="5112"/>
-          </w:tcPr>
           <w:p>
+            <w:pPr>
+              <w:spacing w:before="0" w:after="0" w:line="240" w:lineRule="auto"/>
+            </w:pPr>
             <w:r>
               <w:rPr>
-                <w:sz w:val="18"/>
+                <w:rFonts w:ascii="Consolas" w:hAnsi="Consolas"/>
+                <w:sz w:val="19"/>
               </w:rPr>
-              <w:t>21</w:t>
+              <w:t xml:space="preserve">        return (votes &gt; k / 2).astype(int)</w:t>
             </w:r>
           </w:p>
-        </w:tc>
-        <w:tc>
-          <w:tcPr>
-            <w:tcW w:type="dxa" w:w="5112"/>
-          </w:tcPr>
           <w:p>
+            <w:pPr>
+              <w:spacing w:before="0" w:after="0" w:line="240" w:lineRule="auto"/>
+            </w:pPr>
             <w:r>
               <w:rPr>
-                <w:sz w:val="18"/>
+                <w:rFonts w:ascii="Consolas" w:hAnsi="Consolas"/>
+                <w:sz w:val="19"/>
               </w:rPr>
-              <w:t>0.7567</w:t>
+              <w:t xml:space="preserve"> </w:t>
             </w:r>
           </w:p>
-        </w:tc>
-      </w:tr>
-      <w:tr>
-        <w:tc>
-          <w:tcPr>
-            <w:tcW w:type="dxa" w:w="5112"/>
-          </w:tcPr>
           <w:p>
+            <w:pPr>
+              <w:spacing w:before="0" w:after="0" w:line="240" w:lineRule="auto"/>
+            </w:pPr>
             <w:r>
               <w:rPr>
-                <w:sz w:val="18"/>
+                <w:rFonts w:ascii="Consolas" w:hAnsi="Consolas"/>
+                <w:sz w:val="19"/>
               </w:rPr>
-              <w:t>31</w:t>
+              <w:t># Key parameter setting: sweep k to find the best value</w:t>
             </w:r>
           </w:p>
-        </w:tc>
-        <w:tc>
-          <w:tcPr>
-            <w:tcW w:type="dxa" w:w="5112"/>
-          </w:tcPr>
           <w:p>
+            <w:pPr>
+              <w:spacing w:before="0" w:after="0" w:line="240" w:lineRule="auto"/>
+            </w:pPr>
             <w:r>
               <w:rPr>
-                <w:sz w:val="18"/>
+                <w:rFonts w:ascii="Consolas" w:hAnsi="Consolas"/>
+                <w:sz w:val="19"/>
               </w:rPr>
-              <w:t>0.7552</w:t>
+              <w:t>k_values = [1, 3, 5, 7, 9, 11, 15, 21, 31]</w:t>
+            </w:r>
+          </w:p>
+          <w:p>
+            <w:pPr>
+              <w:spacing w:before="0" w:after="0" w:line="240" w:lineRule="auto"/>
+            </w:pPr>
+            <w:r>
+              <w:rPr>
+                <w:rFonts w:ascii="Consolas" w:hAnsi="Consolas"/>
+                <w:sz w:val="19"/>
+              </w:rPr>
+              <w:t>model = KNNFromScratch().fit(X_train, y_train)</w:t>
+            </w:r>
+          </w:p>
+          <w:p>
+            <w:pPr>
+              <w:spacing w:before="0" w:after="0" w:line="240" w:lineRule="auto"/>
+            </w:pPr>
+            <w:r>
+              <w:rPr>
+                <w:rFonts w:ascii="Consolas" w:hAnsi="Consolas"/>
+                <w:sz w:val="19"/>
+              </w:rPr>
+              <w:t>accuracies = [accuracy_score(y_test, model.predict(X_test, k=k))</w:t>
+            </w:r>
+          </w:p>
+          <w:p>
+            <w:pPr>
+              <w:spacing w:before="0" w:after="0" w:line="240" w:lineRule="auto"/>
+            </w:pPr>
+            <w:r>
+              <w:rPr>
+                <w:rFonts w:ascii="Consolas" w:hAnsi="Consolas"/>
+                <w:sz w:val="19"/>
+              </w:rPr>
+              <w:t xml:space="preserve">              for k in k_values]</w:t>
+            </w:r>
+          </w:p>
+          <w:p>
+            <w:pPr>
+              <w:spacing w:before="0" w:after="0" w:line="240" w:lineRule="auto"/>
+            </w:pPr>
+            <w:r>
+              <w:rPr>
+                <w:rFonts w:ascii="Consolas" w:hAnsi="Consolas"/>
+                <w:sz w:val="19"/>
+              </w:rPr>
+              <w:t>best_k = k_values[int(np.argmax(accuracies))]</w:t>
             </w:r>
           </w:p>
         </w:tc>
       </w:tr>
     </w:tbl>
-    <w:p/>
     <w:p>
       <w:pPr>
+        <w:spacing w:before="0" w:after="160" w:line="240" w:lineRule="auto"/>
+      </w:pPr>
+      <w:r>
+        <w:rPr>
+          <w:rFonts w:ascii="Times New Roman" w:hAnsi="Times New Roman"/>
+          <w:sz w:val="24"/>
+        </w:rPr>
+        <w:t xml:space="preserve">Full executable program: </w:t>
+      </w:r>
+      <w:r>
+        <w:rPr>
+          <w:rFonts w:ascii="Times New Roman" w:hAnsi="Times New Roman"/>
+          <w:i/>
+          <w:sz w:val="24"/>
+        </w:rPr>
+        <w:t>scripts/q1_knn_scratch.py</w:t>
+      </w:r>
+      <w:r>
+        <w:rPr>
+          <w:rFonts w:ascii="Times New Roman" w:hAnsi="Times New Roman"/>
+          <w:sz w:val="24"/>
+        </w:rPr>
+        <w:t xml:space="preserve"> — maintained digitally on GitHub: </w:t>
+      </w:r>
+      <w:r>
+        <w:rPr>
+          <w:rFonts w:ascii="Times New Roman" w:hAnsi="Times New Roman"/>
+          <w:i/>
+          <w:sz w:val="24"/>
+        </w:rPr>
+        <w:t>https://github.com/Ak62007/SML-Lab-ED408</w:t>
+      </w:r>
+    </w:p>
+    <w:p>
+      <w:pPr>
+        <w:spacing w:before="200" w:after="80" w:line="240" w:lineRule="auto"/>
+      </w:pPr>
+      <w:r>
+        <w:rPr>
+          <w:rFonts w:ascii="Times New Roman" w:hAnsi="Times New Roman"/>
+          <w:b/>
+          <w:color w:val="1F3B5C"/>
+          <w:sz w:val="26"/>
+        </w:rPr>
+        <w:t>3. Output + Analysis</w:t>
+      </w:r>
+    </w:p>
+    <w:p>
+      <w:pPr>
+        <w:spacing w:before="120" w:after="60" w:line="240" w:lineRule="auto"/>
+      </w:pPr>
+      <w:r>
+        <w:rPr>
+          <w:rFonts w:ascii="Times New Roman" w:hAnsi="Times New Roman"/>
+          <w:b/>
+          <w:sz w:val="24"/>
+        </w:rPr>
+        <w:t>Parameters:</w:t>
+      </w:r>
+    </w:p>
+    <w:p>
+      <w:pPr>
+        <w:spacing w:before="0" w:after="40" w:line="240" w:lineRule="auto"/>
+      </w:pPr>
+      <w:r>
+        <w:rPr>
+          <w:rFonts w:ascii="Times New Roman" w:hAnsi="Times New Roman"/>
+          <w:b/>
+          <w:sz w:val="24"/>
+        </w:rPr>
+        <w:t xml:space="preserve">Feature Set: </w:t>
+      </w:r>
+      <w:r>
+        <w:rPr>
+          <w:rFonts w:ascii="Times New Roman" w:hAnsi="Times New Roman"/>
+          <w:sz w:val="24"/>
+        </w:rPr>
+        <w:t>10 features: R, G, B, gray, grad_mag, grad_dir, laplacian, local_std, x_norm, y_norm</w:t>
+      </w:r>
+    </w:p>
+    <w:p>
+      <w:pPr>
+        <w:spacing w:before="0" w:after="40" w:line="240" w:lineRule="auto"/>
+      </w:pPr>
+      <w:r>
+        <w:rPr>
+          <w:rFonts w:ascii="Times New Roman" w:hAnsi="Times New Roman"/>
+          <w:b/>
+          <w:sz w:val="24"/>
+        </w:rPr>
+        <w:t xml:space="preserve">Train / Test Split: </w:t>
+      </w:r>
+      <w:r>
+        <w:rPr>
+          <w:rFonts w:ascii="Times New Roman" w:hAnsi="Times New Roman"/>
+          <w:sz w:val="24"/>
+        </w:rPr>
+        <w:t>19,200 / 4,800 samples (80/20, stratified)</w:t>
+      </w:r>
+    </w:p>
+    <w:p>
+      <w:pPr>
+        <w:spacing w:before="0" w:after="40" w:line="240" w:lineRule="auto"/>
+      </w:pPr>
+      <w:r>
+        <w:rPr>
+          <w:rFonts w:ascii="Times New Roman" w:hAnsi="Times New Roman"/>
+          <w:b/>
+          <w:sz w:val="24"/>
+        </w:rPr>
+        <w:t xml:space="preserve">Distance Metric: </w:t>
+      </w:r>
+      <w:r>
+        <w:rPr>
+          <w:rFonts w:ascii="Times New Roman" w:hAnsi="Times New Roman"/>
+          <w:sz w:val="24"/>
+        </w:rPr>
+        <w:t>Euclidean</w:t>
+      </w:r>
+    </w:p>
+    <w:p>
+      <w:pPr>
+        <w:spacing w:before="0" w:after="40" w:line="240" w:lineRule="auto"/>
+      </w:pPr>
+      <w:r>
+        <w:rPr>
+          <w:rFonts w:ascii="Times New Roman" w:hAnsi="Times New Roman"/>
+          <w:b/>
+          <w:sz w:val="24"/>
+        </w:rPr>
+        <w:t xml:space="preserve">k values tested: </w:t>
+      </w:r>
+      <w:r>
+        <w:rPr>
+          <w:rFonts w:ascii="Times New Roman" w:hAnsi="Times New Roman"/>
+          <w:sz w:val="24"/>
+        </w:rPr>
+        <w:t>1, 3, 5, 7, 9, 11, 15, 21, 31</w:t>
+      </w:r>
+    </w:p>
+    <w:p>
+      <w:pPr>
+        <w:spacing w:before="120" w:after="60" w:line="240" w:lineRule="auto"/>
+      </w:pPr>
+      <w:r>
+        <w:rPr>
+          <w:rFonts w:ascii="Times New Roman" w:hAnsi="Times New Roman"/>
+          <w:b/>
+          <w:sz w:val="24"/>
+        </w:rPr>
+        <w:t>Program Execution:</w:t>
+      </w:r>
+    </w:p>
+    <w:p>
+      <w:pPr>
+        <w:spacing w:before="0" w:after="40" w:line="240" w:lineRule="auto"/>
+      </w:pPr>
+      <w:r>
+        <w:rPr>
+          <w:rFonts w:ascii="Times New Roman" w:hAnsi="Times New Roman"/>
+          <w:b/>
+          <w:sz w:val="24"/>
+        </w:rPr>
+        <w:t xml:space="preserve">Best k: </w:t>
+      </w:r>
+      <w:r>
+        <w:rPr>
+          <w:rFonts w:ascii="Times New Roman" w:hAnsi="Times New Roman"/>
+          <w:sz w:val="24"/>
+        </w:rPr>
+        <w:t>21</w:t>
+      </w:r>
+    </w:p>
+    <w:p>
+      <w:pPr>
+        <w:spacing w:before="0" w:after="40" w:line="240" w:lineRule="auto"/>
+      </w:pPr>
+      <w:r>
+        <w:rPr>
+          <w:rFonts w:ascii="Times New Roman" w:hAnsi="Times New Roman"/>
+          <w:b/>
+          <w:sz w:val="24"/>
+        </w:rPr>
+        <w:t xml:space="preserve">Test Accuracy: </w:t>
+      </w:r>
+      <w:r>
+        <w:rPr>
+          <w:rFonts w:ascii="Times New Roman" w:hAnsi="Times New Roman"/>
+          <w:sz w:val="24"/>
+        </w:rPr>
+        <w:t>75.67%</w:t>
+      </w:r>
+    </w:p>
+    <w:p>
+      <w:pPr>
+        <w:spacing w:before="0" w:after="40" w:line="240" w:lineRule="auto"/>
+      </w:pPr>
+      <w:r>
+        <w:rPr>
+          <w:rFonts w:ascii="Times New Roman" w:hAnsi="Times New Roman"/>
+          <w:b/>
+          <w:sz w:val="24"/>
+        </w:rPr>
+        <w:t xml:space="preserve">Confusion Matrix: </w:t>
+      </w:r>
+      <w:r>
+        <w:rPr>
+          <w:rFonts w:ascii="Times New Roman" w:hAnsi="Times New Roman"/>
+          <w:sz w:val="24"/>
+        </w:rPr>
+        <w:t>[[1751, 649], [519, 1881]]</w:t>
+      </w:r>
+    </w:p>
+    <w:p>
+      <w:pPr>
+        <w:spacing w:before="0" w:after="120" w:line="240" w:lineRule="auto"/>
+      </w:pPr>
+      <w:r>
+        <w:rPr>
+          <w:rFonts w:ascii="Times New Roman" w:hAnsi="Times New Roman"/>
+          <w:b/>
+          <w:sz w:val="24"/>
+        </w:rPr>
+        <w:t xml:space="preserve">Execution Status: </w:t>
+      </w:r>
+      <w:r>
+        <w:rPr>
+          <w:rFonts w:ascii="Times New Roman" w:hAnsi="Times New Roman"/>
+          <w:sz w:val="24"/>
+        </w:rPr>
+        <w:t>Successfully Executed</w:t>
+      </w:r>
+    </w:p>
+    <w:p>
+      <w:pPr>
+        <w:spacing w:before="120" w:after="60" w:line="240" w:lineRule="auto"/>
+      </w:pPr>
+      <w:r>
+        <w:rPr>
+          <w:rFonts w:ascii="Times New Roman" w:hAnsi="Times New Roman"/>
+          <w:b/>
+          <w:sz w:val="24"/>
+        </w:rPr>
+        <w:t>Result Graph:</w:t>
+      </w:r>
+    </w:p>
+    <w:p>
+      <w:pPr>
+        <w:spacing w:before="0" w:after="40" w:line="240" w:lineRule="auto"/>
+      </w:pPr>
+      <w:r>
+        <w:rPr>
+          <w:rFonts w:ascii="Times New Roman" w:hAnsi="Times New Roman"/>
+          <w:b/>
+          <w:i w:val="0"/>
+          <w:sz w:val="24"/>
+        </w:rPr>
+        <w:t>Figure: Test accuracy vs. k for the from-scratch k-NN classifier.</w:t>
+      </w:r>
+    </w:p>
+    <w:p>
+      <w:pPr>
+        <w:spacing w:before="0" w:after="20" w:line="240" w:lineRule="auto"/>
+      </w:pPr>
+      <w:r>
+        <w:rPr>
+          <w:rFonts w:ascii="Times New Roman" w:hAnsi="Times New Roman"/>
+          <w:b/>
+          <w:sz w:val="24"/>
+        </w:rPr>
+        <w:t xml:space="preserve">X-axis: </w:t>
+      </w:r>
+      <w:r>
+        <w:rPr>
+          <w:rFonts w:ascii="Times New Roman" w:hAnsi="Times New Roman"/>
+          <w:sz w:val="24"/>
+        </w:rPr>
+        <w:t>k (number of neighbours)</w:t>
+      </w:r>
+    </w:p>
+    <w:p>
+      <w:pPr>
+        <w:spacing w:before="0" w:after="80" w:line="240" w:lineRule="auto"/>
+      </w:pPr>
+      <w:r>
+        <w:rPr>
+          <w:rFonts w:ascii="Times New Roman" w:hAnsi="Times New Roman"/>
+          <w:b/>
+          <w:sz w:val="24"/>
+        </w:rPr>
+        <w:t xml:space="preserve">Y-axis: </w:t>
+      </w:r>
+      <w:r>
+        <w:rPr>
+          <w:rFonts w:ascii="Times New Roman" w:hAnsi="Times New Roman"/>
+          <w:sz w:val="24"/>
+        </w:rPr>
+        <w:t>Test accuracy</w:t>
+      </w:r>
+    </w:p>
+    <w:p>
+      <w:pPr>
+        <w:spacing w:before="0" w:after="40" w:line="240" w:lineRule="auto"/>
         <w:jc w:val="center"/>
       </w:pPr>
       <w:r>
         <w:drawing>
           <wp:inline xmlns:a="http://schemas.openxmlformats.org/drawingml/2006/main" xmlns:pic="http://schemas.openxmlformats.org/drawingml/2006/picture">
-            <wp:extent cx="3291840" cy="2179656"/>
+            <wp:extent cx="3931920" cy="2603478"/>
             <wp:docPr id="1" name="Picture 1"/>
             <wp:cNvGraphicFramePr>
               <a:graphicFrameLocks noChangeAspect="1"/>
@@ -1670,7 +906,7 @@
                   <pic:spPr>
                     <a:xfrm>
                       <a:off x="0" y="0"/>
-                      <a:ext cx="3291840" cy="2179656"/>
+                      <a:ext cx="3931920" cy="2603478"/>
                     </a:xfrm>
                     <a:prstGeom prst="rect"/>
                   </pic:spPr>
@@ -1683,41 +919,435 @@
     </w:p>
     <w:p>
       <w:pPr>
-        <w:spacing w:after="80"/>
-        <w:jc w:val="center"/>
+        <w:spacing w:before="0" w:after="160" w:line="240" w:lineRule="auto"/>
       </w:pPr>
       <w:r>
         <w:rPr>
-          <w:i/>
-          <w:sz w:val="16"/>
+          <w:rFonts w:ascii="Times New Roman" w:hAnsi="Times New Roman"/>
+          <w:b w:val="0"/>
+          <w:i w:val="0"/>
+          <w:sz w:val="24"/>
         </w:rPr>
-        <w:t>Accuracy vs. k on the held-out test set.</w:t>
+        <w:t>The graph demonstrates that accuracy rises sharply from k=1 and plateaus around k=15-31, showing the classic bias-variance trade-off of k-NN.</w:t>
       </w:r>
     </w:p>
     <w:p>
       <w:pPr>
-        <w:spacing w:before="120" w:after="60"/>
+        <w:spacing w:before="120" w:after="60" w:line="240" w:lineRule="auto"/>
       </w:pPr>
       <w:r>
         <w:rPr>
+          <w:rFonts w:ascii="Times New Roman" w:hAnsi="Times New Roman"/>
           <w:b/>
-          <w:color w:val="1F4E79"/>
-          <w:sz w:val="26"/>
+          <w:sz w:val="24"/>
         </w:rPr>
-        <w:t>Result</w:t>
+        <w:t>Parameter Modification:</w:t>
       </w:r>
     </w:p>
     <w:p>
+      <w:pPr>
+        <w:spacing w:before="0" w:after="80" w:line="240" w:lineRule="auto"/>
+      </w:pPr>
       <w:r>
         <w:rPr>
-          <w:sz w:val="20"/>
+          <w:rFonts w:ascii="Times New Roman" w:hAnsi="Times New Roman"/>
+          <w:b w:val="0"/>
+          <w:i w:val="0"/>
+          <w:sz w:val="24"/>
         </w:rPr>
-        <w:t>Best k = 21, achieving a test accuracy of 75.67% on 4,800 held-out pixels for the edge vs. non-edge classification task. The from-scratch implementation performs comparably to library implementations, confirming the distance-based majority-vote logic is correct.</w:t>
+        <w:t>Effect of varying k (the sole hyperparameter of k-NN) on test accuracy:</w:t>
+      </w:r>
+    </w:p>
+    <w:tbl>
+      <w:tblPr>
+        <w:tblStyle w:val="LightGrid-Accent1"/>
+        <w:tblW w:type="auto" w:w="0"/>
+        <w:tblLook w:firstColumn="1" w:firstRow="1" w:lastColumn="0" w:lastRow="0" w:noHBand="0" w:noVBand="1" w:val="04A0"/>
+      </w:tblPr>
+      <w:tblGrid>
+        <w:gridCol w:w="4657"/>
+        <w:gridCol w:w="4657"/>
+      </w:tblGrid>
+      <w:tr>
+        <w:tc>
+          <w:tcPr>
+            <w:tcW w:type="dxa" w:w="4657"/>
+          </w:tcPr>
+          <w:p>
+            <w:pPr>
+              <w:spacing w:before="0" w:after="0" w:line="240" w:lineRule="auto"/>
+            </w:pPr>
+            <w:r>
+              <w:rPr>
+                <w:rFonts w:ascii="Times New Roman" w:hAnsi="Times New Roman"/>
+                <w:b/>
+                <w:sz w:val="20"/>
+              </w:rPr>
+              <w:t>k</w:t>
+            </w:r>
+          </w:p>
+        </w:tc>
+        <w:tc>
+          <w:tcPr>
+            <w:tcW w:type="dxa" w:w="4657"/>
+          </w:tcPr>
+          <w:p>
+            <w:pPr>
+              <w:spacing w:before="0" w:after="0" w:line="240" w:lineRule="auto"/>
+            </w:pPr>
+            <w:r>
+              <w:rPr>
+                <w:rFonts w:ascii="Times New Roman" w:hAnsi="Times New Roman"/>
+                <w:b/>
+                <w:sz w:val="20"/>
+              </w:rPr>
+              <w:t>Test Accuracy</w:t>
+            </w:r>
+          </w:p>
+        </w:tc>
+      </w:tr>
+      <w:tr>
+        <w:tc>
+          <w:tcPr>
+            <w:tcW w:type="dxa" w:w="4657"/>
+          </w:tcPr>
+          <w:p>
+            <w:pPr>
+              <w:spacing w:before="0" w:after="0" w:line="240" w:lineRule="auto"/>
+            </w:pPr>
+            <w:r>
+              <w:rPr>
+                <w:rFonts w:ascii="Times New Roman" w:hAnsi="Times New Roman"/>
+                <w:sz w:val="20"/>
+              </w:rPr>
+              <w:t>1</w:t>
+            </w:r>
+          </w:p>
+        </w:tc>
+        <w:tc>
+          <w:tcPr>
+            <w:tcW w:type="dxa" w:w="4657"/>
+          </w:tcPr>
+          <w:p>
+            <w:pPr>
+              <w:spacing w:before="0" w:after="0" w:line="240" w:lineRule="auto"/>
+            </w:pPr>
+            <w:r>
+              <w:rPr>
+                <w:rFonts w:ascii="Times New Roman" w:hAnsi="Times New Roman"/>
+                <w:sz w:val="20"/>
+              </w:rPr>
+              <w:t>0.7123</w:t>
+            </w:r>
+          </w:p>
+        </w:tc>
+      </w:tr>
+      <w:tr>
+        <w:tc>
+          <w:tcPr>
+            <w:tcW w:type="dxa" w:w="4657"/>
+          </w:tcPr>
+          <w:p>
+            <w:pPr>
+              <w:spacing w:before="0" w:after="0" w:line="240" w:lineRule="auto"/>
+            </w:pPr>
+            <w:r>
+              <w:rPr>
+                <w:rFonts w:ascii="Times New Roman" w:hAnsi="Times New Roman"/>
+                <w:sz w:val="20"/>
+              </w:rPr>
+              <w:t>3</w:t>
+            </w:r>
+          </w:p>
+        </w:tc>
+        <w:tc>
+          <w:tcPr>
+            <w:tcW w:type="dxa" w:w="4657"/>
+          </w:tcPr>
+          <w:p>
+            <w:pPr>
+              <w:spacing w:before="0" w:after="0" w:line="240" w:lineRule="auto"/>
+            </w:pPr>
+            <w:r>
+              <w:rPr>
+                <w:rFonts w:ascii="Times New Roman" w:hAnsi="Times New Roman"/>
+                <w:sz w:val="20"/>
+              </w:rPr>
+              <w:t>0.7362</w:t>
+            </w:r>
+          </w:p>
+        </w:tc>
+      </w:tr>
+      <w:tr>
+        <w:tc>
+          <w:tcPr>
+            <w:tcW w:type="dxa" w:w="4657"/>
+          </w:tcPr>
+          <w:p>
+            <w:pPr>
+              <w:spacing w:before="0" w:after="0" w:line="240" w:lineRule="auto"/>
+            </w:pPr>
+            <w:r>
+              <w:rPr>
+                <w:rFonts w:ascii="Times New Roman" w:hAnsi="Times New Roman"/>
+                <w:sz w:val="20"/>
+              </w:rPr>
+              <w:t>5</w:t>
+            </w:r>
+          </w:p>
+        </w:tc>
+        <w:tc>
+          <w:tcPr>
+            <w:tcW w:type="dxa" w:w="4657"/>
+          </w:tcPr>
+          <w:p>
+            <w:pPr>
+              <w:spacing w:before="0" w:after="0" w:line="240" w:lineRule="auto"/>
+            </w:pPr>
+            <w:r>
+              <w:rPr>
+                <w:rFonts w:ascii="Times New Roman" w:hAnsi="Times New Roman"/>
+                <w:sz w:val="20"/>
+              </w:rPr>
+              <w:t>0.7500</w:t>
+            </w:r>
+          </w:p>
+        </w:tc>
+      </w:tr>
+      <w:tr>
+        <w:tc>
+          <w:tcPr>
+            <w:tcW w:type="dxa" w:w="4657"/>
+          </w:tcPr>
+          <w:p>
+            <w:pPr>
+              <w:spacing w:before="0" w:after="0" w:line="240" w:lineRule="auto"/>
+            </w:pPr>
+            <w:r>
+              <w:rPr>
+                <w:rFonts w:ascii="Times New Roman" w:hAnsi="Times New Roman"/>
+                <w:sz w:val="20"/>
+              </w:rPr>
+              <w:t>7</w:t>
+            </w:r>
+          </w:p>
+        </w:tc>
+        <w:tc>
+          <w:tcPr>
+            <w:tcW w:type="dxa" w:w="4657"/>
+          </w:tcPr>
+          <w:p>
+            <w:pPr>
+              <w:spacing w:before="0" w:after="0" w:line="240" w:lineRule="auto"/>
+            </w:pPr>
+            <w:r>
+              <w:rPr>
+                <w:rFonts w:ascii="Times New Roman" w:hAnsi="Times New Roman"/>
+                <w:sz w:val="20"/>
+              </w:rPr>
+              <w:t>0.7506</w:t>
+            </w:r>
+          </w:p>
+        </w:tc>
+      </w:tr>
+      <w:tr>
+        <w:tc>
+          <w:tcPr>
+            <w:tcW w:type="dxa" w:w="4657"/>
+          </w:tcPr>
+          <w:p>
+            <w:pPr>
+              <w:spacing w:before="0" w:after="0" w:line="240" w:lineRule="auto"/>
+            </w:pPr>
+            <w:r>
+              <w:rPr>
+                <w:rFonts w:ascii="Times New Roman" w:hAnsi="Times New Roman"/>
+                <w:sz w:val="20"/>
+              </w:rPr>
+              <w:t>9</w:t>
+            </w:r>
+          </w:p>
+        </w:tc>
+        <w:tc>
+          <w:tcPr>
+            <w:tcW w:type="dxa" w:w="4657"/>
+          </w:tcPr>
+          <w:p>
+            <w:pPr>
+              <w:spacing w:before="0" w:after="0" w:line="240" w:lineRule="auto"/>
+            </w:pPr>
+            <w:r>
+              <w:rPr>
+                <w:rFonts w:ascii="Times New Roman" w:hAnsi="Times New Roman"/>
+                <w:sz w:val="20"/>
+              </w:rPr>
+              <w:t>0.7523</w:t>
+            </w:r>
+          </w:p>
+        </w:tc>
+      </w:tr>
+      <w:tr>
+        <w:tc>
+          <w:tcPr>
+            <w:tcW w:type="dxa" w:w="4657"/>
+          </w:tcPr>
+          <w:p>
+            <w:pPr>
+              <w:spacing w:before="0" w:after="0" w:line="240" w:lineRule="auto"/>
+            </w:pPr>
+            <w:r>
+              <w:rPr>
+                <w:rFonts w:ascii="Times New Roman" w:hAnsi="Times New Roman"/>
+                <w:sz w:val="20"/>
+              </w:rPr>
+              <w:t>11</w:t>
+            </w:r>
+          </w:p>
+        </w:tc>
+        <w:tc>
+          <w:tcPr>
+            <w:tcW w:type="dxa" w:w="4657"/>
+          </w:tcPr>
+          <w:p>
+            <w:pPr>
+              <w:spacing w:before="0" w:after="0" w:line="240" w:lineRule="auto"/>
+            </w:pPr>
+            <w:r>
+              <w:rPr>
+                <w:rFonts w:ascii="Times New Roman" w:hAnsi="Times New Roman"/>
+                <w:sz w:val="20"/>
+              </w:rPr>
+              <w:t>0.7492</w:t>
+            </w:r>
+          </w:p>
+        </w:tc>
+      </w:tr>
+      <w:tr>
+        <w:tc>
+          <w:tcPr>
+            <w:tcW w:type="dxa" w:w="4657"/>
+          </w:tcPr>
+          <w:p>
+            <w:pPr>
+              <w:spacing w:before="0" w:after="0" w:line="240" w:lineRule="auto"/>
+            </w:pPr>
+            <w:r>
+              <w:rPr>
+                <w:rFonts w:ascii="Times New Roman" w:hAnsi="Times New Roman"/>
+                <w:sz w:val="20"/>
+              </w:rPr>
+              <w:t>15</w:t>
+            </w:r>
+          </w:p>
+        </w:tc>
+        <w:tc>
+          <w:tcPr>
+            <w:tcW w:type="dxa" w:w="4657"/>
+          </w:tcPr>
+          <w:p>
+            <w:pPr>
+              <w:spacing w:before="0" w:after="0" w:line="240" w:lineRule="auto"/>
+            </w:pPr>
+            <w:r>
+              <w:rPr>
+                <w:rFonts w:ascii="Times New Roman" w:hAnsi="Times New Roman"/>
+                <w:sz w:val="20"/>
+              </w:rPr>
+              <w:t>0.7533</w:t>
+            </w:r>
+          </w:p>
+        </w:tc>
+      </w:tr>
+      <w:tr>
+        <w:tc>
+          <w:tcPr>
+            <w:tcW w:type="dxa" w:w="4657"/>
+          </w:tcPr>
+          <w:p>
+            <w:pPr>
+              <w:spacing w:before="0" w:after="0" w:line="240" w:lineRule="auto"/>
+            </w:pPr>
+            <w:r>
+              <w:rPr>
+                <w:rFonts w:ascii="Times New Roman" w:hAnsi="Times New Roman"/>
+                <w:sz w:val="20"/>
+              </w:rPr>
+              <w:t>21</w:t>
+            </w:r>
+          </w:p>
+        </w:tc>
+        <w:tc>
+          <w:tcPr>
+            <w:tcW w:type="dxa" w:w="4657"/>
+          </w:tcPr>
+          <w:p>
+            <w:pPr>
+              <w:spacing w:before="0" w:after="0" w:line="240" w:lineRule="auto"/>
+            </w:pPr>
+            <w:r>
+              <w:rPr>
+                <w:rFonts w:ascii="Times New Roman" w:hAnsi="Times New Roman"/>
+                <w:sz w:val="20"/>
+              </w:rPr>
+              <w:t>0.7567</w:t>
+            </w:r>
+          </w:p>
+        </w:tc>
+      </w:tr>
+      <w:tr>
+        <w:tc>
+          <w:tcPr>
+            <w:tcW w:type="dxa" w:w="4657"/>
+          </w:tcPr>
+          <w:p>
+            <w:pPr>
+              <w:spacing w:before="0" w:after="0" w:line="240" w:lineRule="auto"/>
+            </w:pPr>
+            <w:r>
+              <w:rPr>
+                <w:rFonts w:ascii="Times New Roman" w:hAnsi="Times New Roman"/>
+                <w:sz w:val="20"/>
+              </w:rPr>
+              <w:t>31</w:t>
+            </w:r>
+          </w:p>
+        </w:tc>
+        <w:tc>
+          <w:tcPr>
+            <w:tcW w:type="dxa" w:w="4657"/>
+          </w:tcPr>
+          <w:p>
+            <w:pPr>
+              <w:spacing w:before="0" w:after="0" w:line="240" w:lineRule="auto"/>
+            </w:pPr>
+            <w:r>
+              <w:rPr>
+                <w:rFonts w:ascii="Times New Roman" w:hAnsi="Times New Roman"/>
+                <w:sz w:val="20"/>
+              </w:rPr>
+              <w:t>0.7552</w:t>
+            </w:r>
+          </w:p>
+        </w:tc>
+      </w:tr>
+    </w:tbl>
+    <w:p>
+      <w:pPr>
+        <w:spacing w:before="0" w:after="80" w:line="240" w:lineRule="auto"/>
+      </w:pPr>
+      <w:r>
+        <w:rPr>
+          <w:rFonts w:ascii="Times New Roman" w:hAnsi="Times New Roman"/>
+          <w:b w:val="0"/>
+          <w:i w:val="0"/>
+          <w:sz w:val="24"/>
+        </w:rPr>
+        <w:t>Small k (k=1) overfits to noisy individual pixels (lowest accuracy); accuracy improves and stabilizes as k grows, with the best result at k=21 (75.67%).</w:t>
       </w:r>
     </w:p>
     <w:sectPr>
-      <w:pgSz w:w="12240" w:h="15840"/>
-      <w:pgMar w:top="1008" w:right="1008" w:bottom="1008" w:left="1008" w:header="720" w:footer="720" w:gutter="0"/>
+      <w:pgSz w:w="11906" w:h="16838"/>
+      <w:pgMar w:top="1152" w:right="1296" w:bottom="1152" w:left="1296" w:header="720" w:footer="720" w:gutter="0"/>
       <w:cols w:space="720"/>
       <w:docGrid w:linePitch="360"/>
     </w:sectPr>
@@ -2089,8 +1719,8 @@
     <w:qFormat/>
     <w:rsid w:val="00FC693F"/>
     <w:rPr>
-      <w:rFonts w:ascii="Calibri" w:hAnsi="Calibri"/>
-      <w:sz w:val="20"/>
+      <w:rFonts w:ascii="Times New Roman" w:hAnsi="Times New Roman" w:eastAsia="Times New Roman"/>
+      <w:sz w:val="24"/>
     </w:rPr>
   </w:style>
   <w:style w:type="paragraph" w:styleId="Header">
